--- a/exported_docs_examples/outfile.docx
+++ b/exported_docs_examples/outfile.docx
@@ -1,32 +1,152 @@
 
 <file path=word/document.xml><?xml version="1.0" encoding="utf-8"?>
-<w:document xmlns:w="http://schemas.openxmlformats.org/wordprocessingml/2006/main" xmlns:m="http://schemas.openxmlformats.org/officeDocument/2006/math" xmlns:r="http://schemas.openxmlformats.org/officeDocument/2006/relationships" xmlns:o="urn:schemas-microsoft-com:office:office" xmlns:v="urn:schemas-microsoft-com:vml" xmlns:w10="urn:schemas-microsoft-com:office:word" xmlns:a="http://schemas.openxmlformats.org/drawingml/2006/main" xmlns:pic="http://schemas.openxmlformats.org/drawingml/2006/picture" xmlns:wp="http://schemas.openxmlformats.org/drawingml/2006/wordprocessingDrawing">
+<w:document xmlns:wpc="http://schemas.microsoft.com/office/word/2010/wordprocessingCanvas" xmlns:cx="http://schemas.microsoft.com/office/drawing/2014/chartex" xmlns:cx1="http://schemas.microsoft.com/office/drawing/2015/9/8/chartex" xmlns:cx2="http://schemas.microsoft.com/office/drawing/2015/10/21/chartex" xmlns:cx3="http://schemas.microsoft.com/office/drawing/2016/5/9/chartex" xmlns:cx4="http://schemas.microsoft.com/office/drawing/2016/5/10/chartex" xmlns:cx5="http://schemas.microsoft.com/office/drawing/2016/5/11/chartex" xmlns:cx6="http://schemas.microsoft.com/office/drawing/2016/5/12/chartex" xmlns:cx7="http://schemas.microsoft.com/office/drawing/2016/5/13/chartex" xmlns:cx8="http://schemas.microsoft.com/office/drawing/2016/5/14/chartex" xmlns:mc="http://schemas.openxmlformats.org/markup-compatibility/2006" xmlns:aink="http://schemas.microsoft.com/office/drawing/2016/ink" xmlns:am3d="http://schemas.microsoft.com/office/drawing/2017/model3d" xmlns:o="urn:schemas-microsoft-com:office:office" xmlns:r="http://schemas.openxmlformats.org/officeDocument/2006/relationships" xmlns:m="http://schemas.openxmlformats.org/officeDocument/2006/math" xmlns:v="urn:schemas-microsoft-com:vml" xmlns:wp14="http://schemas.microsoft.com/office/word/2010/wordprocessingDrawing" xmlns:wp="http://schemas.openxmlformats.org/drawingml/2006/wordprocessingDrawing" xmlns:w10="urn:schemas-microsoft-com:office:word" xmlns:w="http://schemas.openxmlformats.org/wordprocessingml/2006/main" xmlns:w14="http://schemas.microsoft.com/office/word/2010/wordml" xmlns:w15="http://schemas.microsoft.com/office/word/2012/wordml" xmlns:w16cex="http://schemas.microsoft.com/office/word/2018/wordml/cex" xmlns:w16cid="http://schemas.microsoft.com/office/word/2016/wordml/cid" xmlns:w16="http://schemas.microsoft.com/office/word/2018/wordml" xmlns:w16sdtdh="http://schemas.microsoft.com/office/word/2020/wordml/sdtdatahash" xmlns:w16se="http://schemas.microsoft.com/office/word/2015/wordml/symex" xmlns:wpg="http://schemas.microsoft.com/office/word/2010/wordprocessingGroup" xmlns:wpi="http://schemas.microsoft.com/office/word/2010/wordprocessingInk" xmlns:wne="http://schemas.microsoft.com/office/word/2006/wordml" xmlns:wps="http://schemas.microsoft.com/office/word/2010/wordprocessingShape" mc:Ignorable="w14 w15 w16se w16cid w16 w16cex w16sdtdh wp14">
   <w:body>
     <w:p>
       <w:pPr>
+        <w:pStyle w:val="Title"/>
+      </w:pPr>
+      <w:r>
+        <w:t xml:space="preserve">Report No. </w:t>
+      </w:r>
+      <w:r>
+        <w:t>1234</w:t>
+      </w:r>
+    </w:p>
+    <w:p>
+      <w:pPr>
+        <w:pStyle w:val="BodyText"/>
+      </w:pPr>
+      <w:r>
+        <w:t xml:space="preserve">Author: </w:t>
+      </w:r>
+      <w:r>
+        <w:t>Me</w:t>
+      </w:r>
+    </w:p>
+    <w:p>
+      <w:pPr>
+        <w:pStyle w:val="BodyText"/>
+      </w:pPr>
+      <w:r>
+        <w:t xml:space="preserve">Date: </w:t>
+      </w:r>
+      <w:r>
+        <w:t>2025-12-13</w:t>
+      </w:r>
+    </w:p>
+    <w:p>
+      <w:pPr>
+        <w:pStyle w:val="BodyText"/>
+      </w:pPr>
+      <w:r>
+        <w:t xml:space="preserve">Comment: </w:t>
+      </w:r>
+      <w:r>
+        <w:t>this is my comment!</w:t>
+      </w:r>
+    </w:p>
+    <w:p>
+      <w:pPr>
+        <w:pStyle w:val="BodyText"/>
+      </w:pPr>
+    </w:p>
+    <w:p>
+      <w:pPr>
+        <w:pStyle w:val="BodyText"/>
+      </w:pPr>
+      <w:r>
+        <w:t xml:space="preserve">Summary: </w:t>
+      </w:r>
+    </w:p>
+    <w:p>
+      <w:pPr>
+        <w:pStyle w:val="BodyText"/>
+      </w:pPr>
+      <w:r>
+        <w:t>This is a nice workflow for automatically creating docx documents</w:t>
+      </w:r>
+    </w:p>
+    <w:p>
+      <w:pPr>
+        <w:pStyle w:val="BodyText"/>
+      </w:pPr>
+    </w:p>
+    <w:sdt>
+      <w:sdtPr>
+        <w:id w:val="714554601"/>
+        <w:docPartObj>
+          <w:docPartGallery w:val="Table of Contents"/>
+          <w:docPartUnique/>
+        </w:docPartObj>
+      </w:sdtPr>
+      <w:sdtEndPr>
+        <w:rPr>
+          <w:rFonts w:asciiTheme="minorHAnsi" w:eastAsiaTheme="minorHAnsi" w:hAnsiTheme="minorHAnsi" w:cstheme="minorBidi"/>
+          <w:b/>
+          <w:bCs/>
+          <w:noProof/>
+          <w:color w:val="auto"/>
+          <w:sz w:val="24"/>
+          <w:szCs w:val="24"/>
+        </w:rPr>
+      </w:sdtEndPr>
+      <w:sdtContent>
+        <w:p>
+          <w:pPr>
+            <w:pStyle w:val="TOCHeading"/>
+          </w:pPr>
+          <w:r>
+            <w:t>Contents</w:t>
+          </w:r>
+        </w:p>
+        <w:p>
+          <w:fldSimple w:instr=" TOC \o &quot;1-3&quot; \h \z \u ">
+            <w:r>
+              <w:rPr>
+                <w:b/>
+                <w:bCs/>
+                <w:noProof/>
+              </w:rPr>
+              <w:t>No table of contents entries found.</w:t>
+            </w:r>
+          </w:fldSimple>
+        </w:p>
+      </w:sdtContent>
+    </w:sdt>
+    <w:p>
+      <w:pPr>
+        <w:pStyle w:val="BodyText"/>
+      </w:pPr>
+    </w:p>
+    <w:p>
+      <w:pPr>
+        <w:pStyle w:val="Heading1"/>
+      </w:pPr>
+      <w:r>
+        <w:t xml:space="preserve">Document Body: </w:t>
+      </w:r>
+    </w:p>
+    <w:p>
+      <w:pPr>
+        <w:pStyle w:val="BodyText"/>
+      </w:pPr>
+    </w:p>
+    <w:bookmarkStart w:id="0" w:name="some-example-text"/>
+    <w:p>
+      <w:pPr>
+        <w:pStyle w:val="Heading2"/>
+      </w:pPr>
+      <w:r>
+        <w:t xml:space="preserve">Some Example Text</w:t>
+      </w:r>
+    </w:p>
+    <w:p>
+      <w:pPr>
         <w:pStyle w:val="FirstParagraph"/>
       </w:pPr>
       <w:r>
-        <w:t xml:space="preserve">dummy text</w:t>
-      </w:r>
-    </w:p>
-    <w:p>
-      <w:pPr>
-        <w:pStyle w:val="SourceCode"/>
-      </w:pPr>
-      <w:r>
-        <w:rPr>
-          <w:rStyle w:val="VerbatimChar"/>
-        </w:rPr>
-        <w:t xml:space="preserve">this will be shown as preformatted</w:t>
-      </w:r>
-    </w:p>
-    <w:p>
-      <w:pPr>
-        <w:pStyle w:val="FirstParagraph"/>
-      </w:pPr>
-      <w:r>
-        <w:t xml:space="preserve">This is some</w:t>
+        <w:t xml:space="preserve">One morning, when Gregor Samsa woke from troubled dreams, he found himself</w:t>
       </w:r>
       <w:r>
         <w:t xml:space="preserve"> </w:t>
@@ -36,16 +156,27 @@
           <w:i/>
           <w:iCs/>
         </w:rPr>
-        <w:t xml:space="preserve">fancy</w:t>
+        <w:t xml:space="preserve">transformed</w:t>
       </w:r>
       <w:r>
         <w:t xml:space="preserve"> </w:t>
       </w:r>
       <w:r>
-        <w:rPr>
-          <w:rStyle w:val="VerbatimChar"/>
-        </w:rPr>
-        <w:t xml:space="preserve">markdown</w:t>
+        <w:t xml:space="preserve">in his bed into a horrible</w:t>
+      </w:r>
+      <w:r>
+        <w:t xml:space="preserve"> </w:t>
+      </w:r>
+      <w:hyperlink r:id="rId8">
+        <w:r>
+          <w:rPr>
+            <w:rStyle w:val="Hyperlink"/>
+          </w:rPr>
+          <w:t xml:space="preserve">vermin</w:t>
+        </w:r>
+      </w:hyperlink>
+      <w:r>
+        <w:t xml:space="preserve">. He lay on his armour-like back, and if he lifted his head a little he could see his brown belly, slightly domed and divided by arches into stiff sections. The bedding was hardly able to cover</w:t>
       </w:r>
       <w:r>
         <w:t xml:space="preserve"> </w:t>
@@ -55,9 +186,349 @@
           <w:b/>
           <w:bCs/>
         </w:rPr>
-        <w:t xml:space="preserve">text</w:t>
-      </w:r>
-    </w:p>
+        <w:t xml:space="preserve">strong</w:t>
+      </w:r>
+      <w:r>
+        <w:t xml:space="preserve"> </w:t>
+      </w:r>
+      <w:r>
+        <w:t xml:space="preserve">it and seemed ready to slide off any moment. His many legs, pitifully thin compared with the size of the rest of him, link waved abouthelplessly as he looked. “What's happened to me?” he thought. It wasn't a dream. His room, a proper human room although a little too small, lay peacefully between its four familiar walls.</w:t>
+      </w:r>
+    </w:p>
+    <w:bookmarkStart w:id="1" w:name="the-bedding-was-hardly-able-to-cover-it."/>
+    <w:p>
+      <w:pPr>
+        <w:pStyle w:val="Heading3"/>
+      </w:pPr>
+      <w:r>
+        <w:t xml:space="preserve">The bedding was hardly able to cover it.</w:t>
+      </w:r>
+    </w:p>
+    <w:p>
+      <w:pPr>
+        <w:pStyle w:val="FirstParagraph"/>
+      </w:pPr>
+      <w:r>
+        <w:t xml:space="preserve">It showed a lady fitted out with a fur hat and fur boa who sat upright, raising a heavy fur muff that covered the whole of her lower arm towards the viewer a solid fur muff into which her entire forearm disappeared..</w:t>
+      </w:r>
+    </w:p>
+    <w:bookmarkStart w:id="2" w:name="X7ea6610bebd12fa55c56a6879770cb2fd5f5084"/>
+    <w:p>
+      <w:pPr>
+        <w:pStyle w:val="Heading4"/>
+      </w:pPr>
+      <w:r>
+        <w:t xml:space="preserve">Things we know about Gregor's sleeping habits.</w:t>
+      </w:r>
+    </w:p>
+    <w:p>
+      <w:pPr>
+        <w:pStyle w:val="Compact"/>
+        <w:numPr>
+          <w:ilvl w:val="0"/>
+          <w:numId w:val="2"/>
+        </w:numPr>
+      </w:pPr>
+      <w:r>
+        <w:t xml:space="preserve">He always slept on his right side.</w:t>
+      </w:r>
+    </w:p>
+    <w:p>
+      <w:pPr>
+        <w:pStyle w:val="Compact"/>
+        <w:numPr>
+          <w:ilvl w:val="0"/>
+          <w:numId w:val="2"/>
+        </w:numPr>
+      </w:pPr>
+      <w:r>
+        <w:t xml:space="preserve">He has to get up early (to start another dreadful day).</w:t>
+      </w:r>
+    </w:p>
+    <w:p>
+      <w:pPr>
+        <w:pStyle w:val="Compact"/>
+        <w:numPr>
+          <w:ilvl w:val="0"/>
+          <w:numId w:val="2"/>
+        </w:numPr>
+      </w:pPr>
+      <w:r>
+        <w:t xml:space="preserve">He has a drawer and a alarm clock next to his bed.</w:t>
+      </w:r>
+    </w:p>
+    <w:p>
+      <w:pPr>
+        <w:pStyle w:val="Compact"/>
+        <w:numPr>
+          <w:ilvl w:val="0"/>
+          <w:numId w:val="2"/>
+        </w:numPr>
+      </w:pPr>
+      <w:r>
+        <w:t xml:space="preserve">His mother calls him when he gets up to late.</w:t>
+      </w:r>
+    </w:p>
+    <w:bookmarkEnd w:id="0"/>
+    <w:bookmarkEnd w:id="1"/>
+    <w:bookmarkEnd w:id="2"/>
+    <w:p>
+      <w:pPr>
+        <w:pStyle w:val="FirstParagraph"/>
+      </w:pPr>
+      <w:r>
+        <w:t xml:space="preserve">First he wanted to stand up quietly and undisturbed, get dressed, above all have breakfast, and only then consider further action, for (he noticed this clearly) by thinking things over in bed he would not reach a reasonable conclusion. He remembered that he had already often felt a light pain or other in bed, perhaps the result of an awkward lying position, which later turned out to be purely imaginary when he stood up, and he was eager to see how his present fantasies would gradually dissipate. That the change in his voice was nothing other than the onset of a real chill, an occupational illness of commercial travelers, of that he had not the slightest doubt.</w:t>
+      </w:r>
+    </w:p>
+    <w:bookmarkStart w:id="3" w:name="formatting-and-images"/>
+    <w:p>
+      <w:pPr>
+        <w:pStyle w:val="Heading2"/>
+      </w:pPr>
+      <w:r>
+        <w:t xml:space="preserve">Formatting and Images</w:t>
+      </w:r>
+    </w:p>
+    <w:bookmarkEnd w:id="3"/>
+    <w:p>
+      <w:pPr>
+        <w:pStyle w:val="FirstParagraph"/>
+      </w:pPr>
+      <w:r>
+        <w:t xml:space="preserve">this is how to embed preformatted text via a verbatim part</w:t>
+      </w:r>
+    </w:p>
+    <w:p>
+      <w:pPr>
+        <w:pStyle w:val="SourceCode"/>
+      </w:pPr>
+      <w:r>
+        <w:rPr>
+          <w:rStyle w:val="VerbatimChar"/>
+        </w:rPr>
+        <w:t xml:space="preserve">function metamorphose(protagonist,author){</w:t>
+      </w:r>
+      <w:r>
+        <w:br/>
+      </w:r>
+      <w:r>
+        <w:rPr>
+          <w:rStyle w:val="VerbatimChar"/>
+        </w:rPr>
+        <w:t xml:space="preserve">    if( protagonist.name.first === 'Gregor' &amp;&amp; author.name.last === 'Kafka' ){</w:t>
+      </w:r>
+      <w:r>
+        <w:br/>
+      </w:r>
+      <w:r>
+        <w:rPr>
+          <w:rStyle w:val="VerbatimChar"/>
+        </w:rPr>
+        <w:t xml:space="preserve">        protagonist.species = 'insect';</w:t>
+      </w:r>
+      <w:r>
+        <w:br/>
+      </w:r>
+      <w:r>
+        <w:rPr>
+          <w:rStyle w:val="VerbatimChar"/>
+        </w:rPr>
+        <w:t xml:space="preserve">    }</w:t>
+      </w:r>
+      <w:r>
+        <w:br/>
+      </w:r>
+      <w:r>
+        <w:rPr>
+          <w:rStyle w:val="VerbatimChar"/>
+        </w:rPr>
+        <w:t xml:space="preserve">}</w:t>
+      </w:r>
+      <w:r>
+        <w:br/>
+      </w:r>
+      <w:r>
+        <w:rPr>
+          <w:rStyle w:val="VerbatimChar"/>
+        </w:rPr>
+        <w:t xml:space="preserve">        </w:t>
+      </w:r>
+    </w:p>
+    <w:p>
+      <w:pPr>
+        <w:pStyle w:val="FirstParagraph"/>
+      </w:pPr>
+      <w:r>
+        <w:rPr>
+          <w:i/>
+          <w:iCs/>
+        </w:rPr>
+        <w:t xml:space="preserve">This is some dummy LaTeX text.</w:t>
+      </w:r>
+    </w:p>
+    <w:p>
+      <w:pPr>
+        <w:pStyle w:val="BodyText"/>
+      </w:pPr>
+      <w:r>
+        <w:t xml:space="preserve">this is how to embed a table:</w:t>
+      </w:r>
+    </w:p>
+    <w:tbl>
+      <w:tblPr>
+        <w:tblStyle w:val="Table"/>
+        <w:tblW w:type="auto" w:w="0"/>
+        <w:tblLook w:firstRow="1" w:lastRow="0" w:firstColumn="0" w:lastColumn="0" w:noHBand="0" w:noVBand="0" w:val="0020"/>
+      </w:tblPr>
+      <w:tblGrid>
+        <w:gridCol w:w="2640"/>
+        <w:gridCol w:w="2640"/>
+        <w:gridCol w:w="2640"/>
+      </w:tblGrid>
+      <w:tr>
+        <w:trPr>
+          <w:tblHeader w:val="on"/>
+        </w:trPr>
+        <w:tc>
+          <w:tcPr/>
+          <w:p>
+            <w:pPr>
+              <w:pStyle w:val="Compact"/>
+            </w:pPr>
+            <w:r>
+              <w:t xml:space="preserve">Name</w:t>
+            </w:r>
+          </w:p>
+        </w:tc>
+        <w:tc>
+          <w:tcPr/>
+          <w:p>
+            <w:pPr>
+              <w:pStyle w:val="Compact"/>
+            </w:pPr>
+            <w:r>
+              <w:t xml:space="preserve">Age</w:t>
+            </w:r>
+          </w:p>
+        </w:tc>
+        <w:tc>
+          <w:tcPr/>
+          <w:p>
+            <w:pPr>
+              <w:pStyle w:val="Compact"/>
+            </w:pPr>
+            <w:r>
+              <w:t xml:space="preserve">City</w:t>
+            </w:r>
+          </w:p>
+        </w:tc>
+      </w:tr>
+      <w:tr>
+        <w:tc>
+          <w:tcPr/>
+          <w:p>
+            <w:pPr>
+              <w:pStyle w:val="Compact"/>
+            </w:pPr>
+            <w:r>
+              <w:t xml:space="preserve">John Doe</w:t>
+            </w:r>
+          </w:p>
+        </w:tc>
+        <w:tc>
+          <w:tcPr/>
+          <w:p>
+            <w:pPr>
+              <w:pStyle w:val="Compact"/>
+            </w:pPr>
+            <w:r>
+              <w:t xml:space="preserve">30</w:t>
+            </w:r>
+          </w:p>
+        </w:tc>
+        <w:tc>
+          <w:tcPr/>
+          <w:p>
+            <w:pPr>
+              <w:pStyle w:val="Compact"/>
+            </w:pPr>
+            <w:r>
+              <w:t xml:space="preserve">New York</w:t>
+            </w:r>
+          </w:p>
+        </w:tc>
+      </w:tr>
+      <w:tr>
+        <w:tc>
+          <w:tcPr/>
+          <w:p>
+            <w:pPr>
+              <w:pStyle w:val="Compact"/>
+            </w:pPr>
+            <w:r>
+              <w:t xml:space="preserve">Jane Smith</w:t>
+            </w:r>
+          </w:p>
+        </w:tc>
+        <w:tc>
+          <w:tcPr/>
+          <w:p>
+            <w:pPr>
+              <w:pStyle w:val="Compact"/>
+            </w:pPr>
+            <w:r>
+              <w:t xml:space="preserve">25</w:t>
+            </w:r>
+          </w:p>
+        </w:tc>
+        <w:tc>
+          <w:tcPr/>
+          <w:p>
+            <w:pPr>
+              <w:pStyle w:val="Compact"/>
+            </w:pPr>
+            <w:r>
+              <w:t xml:space="preserve">Los Angeles</w:t>
+            </w:r>
+          </w:p>
+        </w:tc>
+      </w:tr>
+      <w:tr>
+        <w:tc>
+          <w:tcPr/>
+          <w:p>
+            <w:pPr>
+              <w:pStyle w:val="Compact"/>
+            </w:pPr>
+            <w:r>
+              <w:t xml:space="preserve">Mike Johnson</w:t>
+            </w:r>
+          </w:p>
+        </w:tc>
+        <w:tc>
+          <w:tcPr/>
+          <w:p>
+            <w:pPr>
+              <w:pStyle w:val="Compact"/>
+            </w:pPr>
+            <w:r>
+              <w:t xml:space="preserve">35</w:t>
+            </w:r>
+          </w:p>
+        </w:tc>
+        <w:tc>
+          <w:tcPr/>
+          <w:p>
+            <w:pPr>
+              <w:pStyle w:val="Compact"/>
+            </w:pPr>
+            <w:r>
+              <w:t xml:space="preserve">Chicago</w:t>
+            </w:r>
+          </w:p>
+        </w:tc>
+      </w:tr>
+    </w:tbl>
     <w:p>
       <w:pPr>
         <w:pStyle w:val="BodyText"/>
@@ -67,30 +538,44 @@
           <w:b/>
           <w:bCs/>
         </w:rPr>
-        <w:t xml:space="preserve">Hello, LaTeX!</w:t>
-      </w:r>
-    </w:p>
-    <w:p>
+        <w:t xml:space="preserve">Table 1:</w:t>
+      </w:r>
+      <w:r>
+        <w:t xml:space="preserve"> </w:t>
+      </w:r>
+      <w:r>
+        <w:t xml:space="preserve">This is my example table</w:t>
+      </w:r>
+    </w:p>
+    <w:p>
+      <w:pPr>
+        <w:pStyle w:val="BodyText"/>
+      </w:pPr>
+      <w:r>
+        <w:t xml:space="preserve">And this is how to embed an Image:</w:t>
+      </w:r>
+    </w:p>
+    <w:p xmlns:a="http://schemas.openxmlformats.org/drawingml/2006/main" xmlns:pic="http://schemas.openxmlformats.org/drawingml/2006/picture">
       <w:pPr>
         <w:pStyle w:val="BodyText"/>
       </w:pPr>
       <w:r>
         <w:drawing>
           <wp:inline>
-            <wp:extent cx="5334000" cy="5334000"/>
+            <wp:extent cx="889000" cy="254000"/>
             <wp:effectExtent b="0" l="0" r="0" t="0"/>
-            <wp:docPr descr="" title="" id="21" name="Picture"/>
+            <wp:docPr descr="" title="" id="1" name="Picture"/>
             <a:graphic>
               <a:graphicData uri="http://schemas.openxmlformats.org/drawingml/2006/picture">
                 <pic:pic>
                   <pic:nvPicPr>
-                    <pic:cNvPr descr="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" id="22" name="Picture"/>
+                    <pic:cNvPr descr="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" id="1" name="Picture"/>
                     <pic:cNvPicPr>
                       <a:picLocks noChangeArrowheads="1" noChangeAspect="1"/>
                     </pic:cNvPicPr>
                   </pic:nvPicPr>
                   <pic:blipFill>
-                    <a:blip r:embed="rId20"/>
+                    <a:blip r:embed="rId9"/>
                     <a:stretch>
                       <a:fillRect/>
                     </a:stretch>
@@ -98,7 +583,7 @@
                   <pic:spPr bwMode="auto">
                     <a:xfrm>
                       <a:off x="0" y="0"/>
-                      <a:ext cx="5334000" cy="5334000"/>
+                      <a:ext cx="889000" cy="254000"/>
                     </a:xfrm>
                     <a:prstGeom prst="rect">
                       <a:avLst/>
@@ -117,61 +602,24 @@
         </w:drawing>
       </w:r>
     </w:p>
-    <w:p>
-      <w:pPr>
-        <w:pStyle w:val="BodyText"/>
-      </w:pPr>
-      <w:r>
-        <w:rPr>
-          <w:b/>
-          <w:bCs/>
-        </w:rPr>
-        <w:t xml:space="preserve">Figure 1:</w:t>
-      </w:r>
-      <w:r>
-        <w:t xml:space="preserve"> </w:t>
-      </w:r>
-      <w:r>
-        <w:t xml:space="preserve">GitHub-Mark-ea2971cee799.png</w:t>
-      </w:r>
-    </w:p>
     <w:sectPr>
       <w:footnotePr>
         <w:numRestart w:val="eachSect"/>
       </w:footnotePr>
+      <w:pgSz w:w="12240" w:h="15840"/>
+      <w:pgMar w:top="1440" w:right="1440" w:bottom="1440" w:left="1440" w:header="720" w:footer="720" w:gutter="0"/>
+      <w:cols w:space="720"/>
     </w:sectPr>
   </w:body>
 </w:document>
 </file>
 
-<file path=word/comments.xml><?xml version="1.0" encoding="utf-8"?>
-<w:comments xmlns:w="http://schemas.openxmlformats.org/wordprocessingml/2006/main" xmlns:m="http://schemas.openxmlformats.org/officeDocument/2006/math" xmlns:r="http://schemas.openxmlformats.org/officeDocument/2006/relationships" xmlns:o="urn:schemas-microsoft-com:office:office" xmlns:v="urn:schemas-microsoft-com:vml" xmlns:w10="urn:schemas-microsoft-com:office:word" xmlns:a="http://schemas.openxmlformats.org/drawingml/2006/main" xmlns:pic="http://schemas.openxmlformats.org/drawingml/2006/picture" xmlns:wp="http://schemas.openxmlformats.org/drawingml/2006/wordprocessingDrawing"/>
-</file>
-
-<file path=word/footnotes.xml><?xml version="1.0" encoding="utf-8"?>
-<w:footnotes xmlns:w="http://schemas.openxmlformats.org/wordprocessingml/2006/main" xmlns:m="http://schemas.openxmlformats.org/officeDocument/2006/math" xmlns:r="http://schemas.openxmlformats.org/officeDocument/2006/relationships" xmlns:o="urn:schemas-microsoft-com:office:office" xmlns:v="urn:schemas-microsoft-com:vml" xmlns:w10="urn:schemas-microsoft-com:office:word" xmlns:a="http://schemas.openxmlformats.org/drawingml/2006/main" xmlns:pic="http://schemas.openxmlformats.org/drawingml/2006/picture" xmlns:wp="http://schemas.openxmlformats.org/drawingml/2006/wordprocessingDrawing">
-  <w:footnote w:type="continuationSeparator" w:id="0">
-    <w:p>
-      <w:r>
-        <w:continuationSeparator/>
-      </w:r>
-    </w:p>
-  </w:footnote>
-  <w:footnote w:type="separator" w:id="-1">
-    <w:p>
-      <w:r>
-        <w:separator/>
-      </w:r>
-    </w:p>
-  </w:footnote>
-</w:footnotes>
-</file>
-
 <file path=word/numbering.xml><?xml version="1.0" encoding="utf-8"?>
-<w:numbering xmlns:w="http://schemas.openxmlformats.org/wordprocessingml/2006/main">
-  <w:abstractNum w:abstractNumId="990">
+<w:numbering xmlns:wpc="http://schemas.microsoft.com/office/word/2010/wordprocessingCanvas" xmlns:cx="http://schemas.microsoft.com/office/drawing/2014/chartex" xmlns:cx1="http://schemas.microsoft.com/office/drawing/2015/9/8/chartex" xmlns:cx2="http://schemas.microsoft.com/office/drawing/2015/10/21/chartex" xmlns:cx3="http://schemas.microsoft.com/office/drawing/2016/5/9/chartex" xmlns:cx4="http://schemas.microsoft.com/office/drawing/2016/5/10/chartex" xmlns:cx5="http://schemas.microsoft.com/office/drawing/2016/5/11/chartex" xmlns:cx6="http://schemas.microsoft.com/office/drawing/2016/5/12/chartex" xmlns:cx7="http://schemas.microsoft.com/office/drawing/2016/5/13/chartex" xmlns:cx8="http://schemas.microsoft.com/office/drawing/2016/5/14/chartex" xmlns:mc="http://schemas.openxmlformats.org/markup-compatibility/2006" xmlns:aink="http://schemas.microsoft.com/office/drawing/2016/ink" xmlns:am3d="http://schemas.microsoft.com/office/drawing/2017/model3d" xmlns:o="urn:schemas-microsoft-com:office:office" xmlns:r="http://schemas.openxmlformats.org/officeDocument/2006/relationships" xmlns:m="http://schemas.openxmlformats.org/officeDocument/2006/math" xmlns:v="urn:schemas-microsoft-com:vml" xmlns:wp14="http://schemas.microsoft.com/office/word/2010/wordprocessingDrawing" xmlns:wp="http://schemas.openxmlformats.org/drawingml/2006/wordprocessingDrawing" xmlns:w10="urn:schemas-microsoft-com:office:word" xmlns:w="http://schemas.openxmlformats.org/wordprocessingml/2006/main" xmlns:w14="http://schemas.microsoft.com/office/word/2010/wordml" xmlns:w15="http://schemas.microsoft.com/office/word/2012/wordml" xmlns:w16cex="http://schemas.microsoft.com/office/word/2018/wordml/cex" xmlns:w16cid="http://schemas.microsoft.com/office/word/2016/wordml/cid" xmlns:w16="http://schemas.microsoft.com/office/word/2018/wordml" xmlns:w16sdtdh="http://schemas.microsoft.com/office/word/2020/wordml/sdtdatahash" xmlns:w16se="http://schemas.microsoft.com/office/word/2015/wordml/symex" xmlns:wpg="http://schemas.microsoft.com/office/word/2010/wordprocessingGroup" xmlns:wpi="http://schemas.microsoft.com/office/word/2010/wordprocessingInk" xmlns:wne="http://schemas.microsoft.com/office/word/2006/wordml" xmlns:wps="http://schemas.microsoft.com/office/word/2010/wordprocessingShape" mc:Ignorable="w14 w15 w16se w16cid w16 w16cex w16sdtdh wp14">
+  <w:abstractNum w:abstractNumId="0" w15:restartNumberingAfterBreak="0">
     <w:nsid w:val="0000A990"/>
     <w:multiLevelType w:val="multilevel"/>
+    <w:tmpl w:val="814A781A"/>
     <w:lvl w:ilvl="0">
       <w:numFmt w:val="bullet"/>
       <w:lvlText w:val=" "/>
@@ -245,21 +693,127 @@
       </w:pPr>
     </w:lvl>
   </w:abstractNum>
-  <w:num w:numId="1000">
-    <w:abstractNumId w:val="990"/>
+  <w:abstractNum w:abstractNumId="1">
+    <w:nsid w:val="01E7EAAC"/>
+    <w:multiLevelType w:val="multilevel"/>
+    <w:lvl w:ilvl="0">
+      <w:numFmt w:val="bullet"/>
+      <w:lvlText w:val=""/>
+      <w:lvlJc w:val="left"/>
+      <w:pPr>
+        <w:ind w:left="720" w:hanging="360"/>
+      </w:pPr>
+      <w:rPr>
+        <w:rFonts w:ascii="Symbol" w:hAnsi="Symbol" w:cs="Symbol" w:hint="default"/>
+      </w:rPr>
+    </w:lvl>
+    <w:lvl w:ilvl="1">
+      <w:numFmt w:val="bullet"/>
+      <w:lvlText w:val="o"/>
+      <w:lvlJc w:val="left"/>
+      <w:pPr>
+        <w:ind w:left="1440" w:hanging="360"/>
+      </w:pPr>
+      <w:rPr>
+        <w:rFonts w:ascii="Courier New" w:hAnsi="Courier New" w:cs="Courier New" w:hint="default"/>
+      </w:rPr>
+    </w:lvl>
+    <w:lvl w:ilvl="2">
+      <w:numFmt w:val="bullet"/>
+      <w:lvlText w:val=""/>
+      <w:lvlJc w:val="left"/>
+      <w:pPr>
+        <w:ind w:left="2160" w:hanging="360"/>
+      </w:pPr>
+      <w:rPr>
+        <w:rFonts w:ascii="Wingdings" w:hAnsi="Wingdings" w:cs="Wingdings" w:hint="default"/>
+      </w:rPr>
+    </w:lvl>
+    <w:lvl w:ilvl="3">
+      <w:numFmt w:val="bullet"/>
+      <w:lvlText w:val=""/>
+      <w:lvlJc w:val="left"/>
+      <w:pPr>
+        <w:ind w:left="2880" w:hanging="360"/>
+      </w:pPr>
+      <w:rPr>
+        <w:rFonts w:ascii="Symbol" w:hAnsi="Symbol" w:cs="Symbol" w:hint="default"/>
+      </w:rPr>
+    </w:lvl>
+    <w:lvl w:ilvl="4">
+      <w:numFmt w:val="bullet"/>
+      <w:lvlText w:val="o"/>
+      <w:lvlJc w:val="left"/>
+      <w:pPr>
+        <w:ind w:left="3600" w:hanging="360"/>
+      </w:pPr>
+      <w:rPr>
+        <w:rFonts w:ascii="Courier New" w:hAnsi="Courier New" w:cs="Courier New" w:hint="default"/>
+      </w:rPr>
+    </w:lvl>
+    <w:lvl w:ilvl="5">
+      <w:numFmt w:val="bullet"/>
+      <w:lvlText w:val=""/>
+      <w:lvlJc w:val="left"/>
+      <w:pPr>
+        <w:ind w:left="4320" w:hanging="360"/>
+      </w:pPr>
+      <w:rPr>
+        <w:rFonts w:ascii="Wingdings" w:hAnsi="Wingdings" w:cs="Wingdings" w:hint="default"/>
+      </w:rPr>
+    </w:lvl>
+    <w:lvl w:ilvl="6">
+      <w:numFmt w:val="bullet"/>
+      <w:lvlText w:val=""/>
+      <w:lvlJc w:val="left"/>
+      <w:pPr>
+        <w:ind w:left="5040" w:hanging="360"/>
+      </w:pPr>
+      <w:rPr>
+        <w:rFonts w:ascii="Symbol" w:hAnsi="Symbol" w:cs="Symbol" w:hint="default"/>
+      </w:rPr>
+    </w:lvl>
+    <w:lvl w:ilvl="7">
+      <w:numFmt w:val="bullet"/>
+      <w:lvlText w:val="o"/>
+      <w:lvlJc w:val="left"/>
+      <w:pPr>
+        <w:ind w:left="5760" w:hanging="360"/>
+      </w:pPr>
+      <w:rPr>
+        <w:rFonts w:ascii="Courier New" w:hAnsi="Courier New" w:cs="Courier New" w:hint="default"/>
+      </w:rPr>
+    </w:lvl>
+    <w:lvl w:ilvl="8">
+      <w:numFmt w:val="bullet"/>
+      <w:lvlText w:val=""/>
+      <w:lvlJc w:val="left"/>
+      <w:pPr>
+        <w:ind w:left="6480" w:hanging="360"/>
+      </w:pPr>
+      <w:rPr>
+        <w:rFonts w:ascii="Wingdings" w:hAnsi="Wingdings" w:cs="Wingdings" w:hint="default"/>
+      </w:rPr>
+    </w:lvl>
+  </w:abstractNum>
+  <w:num w:numId="2">
+    <w:abstractNumId w:val="1"/>
+  </w:num>
+  <w:num w:numId="1">
+    <w:abstractNumId w:val="0"/>
   </w:num>
 </w:numbering>
 </file>
 
 <file path=word/styles.xml><?xml version="1.0" encoding="utf-8"?>
-<w:styles xmlns:r="http://schemas.openxmlformats.org/officeDocument/2006/relationships" xmlns:w="http://schemas.openxmlformats.org/wordprocessingml/2006/main">
+<w:styles xmlns:mc="http://schemas.openxmlformats.org/markup-compatibility/2006" xmlns:r="http://schemas.openxmlformats.org/officeDocument/2006/relationships" xmlns:w="http://schemas.openxmlformats.org/wordprocessingml/2006/main" xmlns:w14="http://schemas.microsoft.com/office/word/2010/wordml" xmlns:w15="http://schemas.microsoft.com/office/word/2012/wordml" xmlns:w16cex="http://schemas.microsoft.com/office/word/2018/wordml/cex" xmlns:w16cid="http://schemas.microsoft.com/office/word/2016/wordml/cid" xmlns:w16="http://schemas.microsoft.com/office/word/2018/wordml" xmlns:w16sdtdh="http://schemas.microsoft.com/office/word/2020/wordml/sdtdatahash" xmlns:w16se="http://schemas.microsoft.com/office/word/2015/wordml/symex" mc:Ignorable="w14 w15 w16se w16cid w16 w16cex w16sdtdh">
   <w:docDefaults>
     <w:rPrDefault>
       <w:rPr>
-        <w:rFonts w:asciiTheme="minorHAnsi" w:cstheme="minorBidi" w:eastAsiaTheme="minorHAnsi" w:hAnsiTheme="minorHAnsi"/>
+        <w:rFonts w:asciiTheme="minorHAnsi" w:eastAsiaTheme="minorHAnsi" w:hAnsiTheme="minorHAnsi" w:cstheme="minorBidi"/>
         <w:sz w:val="24"/>
         <w:szCs w:val="24"/>
-        <w:lang w:bidi="ar-SA" w:eastAsia="en-US" w:val="en-US"/>
+        <w:lang w:val="en-US" w:eastAsia="en-US" w:bidi="ar-SA"/>
       </w:rPr>
     </w:rPrDefault>
     <w:pPrDefault>
@@ -268,168 +822,342 @@
       </w:pPr>
     </w:pPrDefault>
   </w:docDefaults>
-  <w:latentStyles w:count="276" w:defLockedState="0" w:defQFormat="0" w:defSemiHidden="0" w:defUIPriority="0" w:defUnhideWhenUsed="0"/>
-  <w:style w:default="1" w:styleId="Normal" w:type="paragraph">
+  <w:latentStyles w:defLockedState="0" w:defUIPriority="0" w:defSemiHidden="0" w:defUnhideWhenUsed="0" w:defQFormat="0" w:count="376">
+    <w:lsdException w:name="heading 5" w:semiHidden="1" w:unhideWhenUsed="1"/>
+    <w:lsdException w:name="index 2" w:semiHidden="1" w:unhideWhenUsed="1"/>
+    <w:lsdException w:name="index 3" w:semiHidden="1" w:unhideWhenUsed="1"/>
+    <w:lsdException w:name="index 4" w:semiHidden="1" w:unhideWhenUsed="1"/>
+    <w:lsdException w:name="index 5" w:semiHidden="1" w:unhideWhenUsed="1"/>
+    <w:lsdException w:name="index 6" w:semiHidden="1" w:unhideWhenUsed="1"/>
+    <w:lsdException w:name="index 7" w:semiHidden="1" w:unhideWhenUsed="1"/>
+    <w:lsdException w:name="index 8" w:semiHidden="1" w:unhideWhenUsed="1"/>
+    <w:lsdException w:name="index 9" w:semiHidden="1" w:unhideWhenUsed="1"/>
+    <w:lsdException w:name="toc 1" w:semiHidden="1" w:unhideWhenUsed="1"/>
+    <w:lsdException w:name="toc 2" w:semiHidden="1" w:unhideWhenUsed="1"/>
+    <w:lsdException w:name="toc 3" w:semiHidden="1" w:unhideWhenUsed="1"/>
+    <w:lsdException w:name="toc 4" w:semiHidden="1" w:unhideWhenUsed="1"/>
+    <w:lsdException w:name="toc 5" w:semiHidden="1" w:unhideWhenUsed="1"/>
+    <w:lsdException w:name="toc 6" w:semiHidden="1" w:unhideWhenUsed="1"/>
+    <w:lsdException w:name="toc 7" w:semiHidden="1" w:unhideWhenUsed="1"/>
+    <w:lsdException w:name="toc 8" w:semiHidden="1" w:unhideWhenUsed="1"/>
+    <w:lsdException w:name="toc 9" w:semiHidden="1" w:unhideWhenUsed="1"/>
+    <w:lsdException w:name="Normal Indent" w:semiHidden="1" w:unhideWhenUsed="1"/>
+    <w:lsdException w:name="footnote text" w:semiHidden="1" w:unhideWhenUsed="1"/>
+    <w:lsdException w:name="annotation text" w:semiHidden="1" w:unhideWhenUsed="1"/>
+    <w:lsdException w:name="header" w:semiHidden="1" w:unhideWhenUsed="1"/>
+    <w:lsdException w:name="footer" w:semiHidden="1" w:unhideWhenUsed="1"/>
+    <w:lsdException w:name="index heading" w:semiHidden="1" w:unhideWhenUsed="1"/>
+    <w:lsdException w:name="caption" w:semiHidden="1" w:unhideWhenUsed="1"/>
+    <w:lsdException w:name="table of figures" w:semiHidden="1" w:unhideWhenUsed="1"/>
+    <w:lsdException w:name="envelope address" w:semiHidden="1" w:unhideWhenUsed="1"/>
+    <w:lsdException w:name="envelope return" w:semiHidden="1" w:unhideWhenUsed="1"/>
+    <w:lsdException w:name="footnote reference" w:semiHidden="1" w:unhideWhenUsed="1"/>
+    <w:lsdException w:name="annotation reference" w:semiHidden="1" w:unhideWhenUsed="1"/>
+    <w:lsdException w:name="line number" w:semiHidden="1" w:unhideWhenUsed="1"/>
+    <w:lsdException w:name="page number" w:semiHidden="1" w:unhideWhenUsed="1"/>
+    <w:lsdException w:name="endnote reference" w:semiHidden="1" w:unhideWhenUsed="1"/>
+    <w:lsdException w:name="endnote text" w:semiHidden="1" w:unhideWhenUsed="1"/>
+    <w:lsdException w:name="table of authorities" w:semiHidden="1" w:unhideWhenUsed="1"/>
+    <w:lsdException w:name="macro" w:semiHidden="1" w:unhideWhenUsed="1"/>
+    <w:lsdException w:name="toa heading" w:semiHidden="1" w:unhideWhenUsed="1"/>
+    <w:lsdException w:name="List" w:semiHidden="1" w:unhideWhenUsed="1"/>
+    <w:lsdException w:name="List Bullet" w:semiHidden="1" w:unhideWhenUsed="1"/>
+    <w:lsdException w:name="List Number" w:semiHidden="1" w:unhideWhenUsed="1"/>
+    <w:lsdException w:name="List 2" w:semiHidden="1" w:unhideWhenUsed="1"/>
+    <w:lsdException w:name="List 3" w:semiHidden="1" w:unhideWhenUsed="1"/>
+    <w:lsdException w:name="List 4" w:semiHidden="1" w:unhideWhenUsed="1"/>
+    <w:lsdException w:name="List Bullet 2" w:semiHidden="1" w:unhideWhenUsed="1"/>
+    <w:lsdException w:name="List Bullet 3" w:semiHidden="1" w:unhideWhenUsed="1"/>
+    <w:lsdException w:name="List Number 2" w:semiHidden="1" w:unhideWhenUsed="1"/>
+    <w:lsdException w:name="List Number 3" w:semiHidden="1" w:unhideWhenUsed="1"/>
+    <w:lsdException w:name="List Number 4" w:semiHidden="1" w:unhideWhenUsed="1"/>
+    <w:lsdException w:name="List Number 5" w:semiHidden="1" w:unhideWhenUsed="1"/>
+    <w:lsdException w:name="Closing" w:semiHidden="1" w:unhideWhenUsed="1"/>
+    <w:lsdException w:name="Signature" w:semiHidden="1" w:unhideWhenUsed="1"/>
+    <w:lsdException w:name="Default Paragraph Font" w:semiHidden="1" w:unhideWhenUsed="1"/>
+    <w:lsdException w:name="Body Text" w:semiHidden="1" w:unhideWhenUsed="1"/>
+    <w:lsdException w:name="Body Text Indent" w:semiHidden="1" w:unhideWhenUsed="1"/>
+    <w:lsdException w:name="List Continue" w:semiHidden="1" w:unhideWhenUsed="1"/>
+    <w:lsdException w:name="List Continue 2" w:semiHidden="1" w:unhideWhenUsed="1"/>
+    <w:lsdException w:name="List Continue 3" w:semiHidden="1" w:unhideWhenUsed="1"/>
+    <w:lsdException w:name="List Continue 4" w:semiHidden="1" w:unhideWhenUsed="1"/>
+    <w:lsdException w:name="List Continue 5" w:semiHidden="1" w:unhideWhenUsed="1"/>
+    <w:lsdException w:name="Message Header" w:semiHidden="1" w:unhideWhenUsed="1"/>
+    <w:lsdException w:name="Salutation" w:semiHidden="1" w:unhideWhenUsed="1"/>
+    <w:lsdException w:name="Date" w:semiHidden="1" w:unhideWhenUsed="1"/>
+    <w:lsdException w:name="Body Text First Indent" w:semiHidden="1" w:unhideWhenUsed="1"/>
+    <w:lsdException w:name="Body Text Indent 2" w:semiHidden="1" w:unhideWhenUsed="1"/>
+    <w:lsdException w:name="Body Text Indent 3" w:semiHidden="1" w:unhideWhenUsed="1"/>
+    <w:lsdException w:name="Block Text" w:semiHidden="1" w:unhideWhenUsed="1"/>
+    <w:lsdException w:name="Hyperlink" w:semiHidden="1" w:unhideWhenUsed="1"/>
+    <w:lsdException w:name="FollowedHyperlink" w:semiHidden="1" w:unhideWhenUsed="1"/>
+    <w:lsdException w:name="Document Map" w:semiHidden="1" w:unhideWhenUsed="1"/>
+    <w:lsdException w:name="Plain Text" w:semiHidden="1" w:unhideWhenUsed="1"/>
+    <w:lsdException w:name="E-mail Signature" w:semiHidden="1" w:unhideWhenUsed="1"/>
+    <w:lsdException w:name="HTML Top of Form" w:semiHidden="1" w:unhideWhenUsed="1"/>
+    <w:lsdException w:name="HTML Bottom of Form" w:semiHidden="1" w:unhideWhenUsed="1"/>
+    <w:lsdException w:name="Normal (Web)" w:semiHidden="1" w:unhideWhenUsed="1"/>
+    <w:lsdException w:name="HTML Acronym" w:semiHidden="1" w:unhideWhenUsed="1"/>
+    <w:lsdException w:name="HTML Address" w:semiHidden="1" w:unhideWhenUsed="1"/>
+    <w:lsdException w:name="HTML Cite" w:semiHidden="1" w:unhideWhenUsed="1"/>
+    <w:lsdException w:name="HTML Code" w:semiHidden="1" w:unhideWhenUsed="1"/>
+    <w:lsdException w:name="HTML Definition" w:semiHidden="1" w:unhideWhenUsed="1"/>
+    <w:lsdException w:name="HTML Keyboard" w:semiHidden="1" w:unhideWhenUsed="1"/>
+    <w:lsdException w:name="HTML Preformatted" w:semiHidden="1" w:unhideWhenUsed="1"/>
+    <w:lsdException w:name="HTML Sample" w:semiHidden="1" w:unhideWhenUsed="1"/>
+    <w:lsdException w:name="HTML Typewriter" w:semiHidden="1" w:unhideWhenUsed="1"/>
+    <w:lsdException w:name="HTML Variable" w:semiHidden="1" w:unhideWhenUsed="1"/>
+    <w:lsdException w:name="Normal Table" w:semiHidden="1" w:unhideWhenUsed="1"/>
+    <w:lsdException w:name="annotation subject" w:semiHidden="1" w:unhideWhenUsed="1"/>
+    <w:lsdException w:name="No List" w:semiHidden="1" w:unhideWhenUsed="1"/>
+    <w:lsdException w:name="Outline List 1" w:semiHidden="1" w:unhideWhenUsed="1"/>
+    <w:lsdException w:name="Outline List 2" w:semiHidden="1" w:unhideWhenUsed="1"/>
+    <w:lsdException w:name="Outline List 3" w:semiHidden="1" w:unhideWhenUsed="1"/>
+    <w:lsdException w:name="Table Simple 1" w:semiHidden="1" w:unhideWhenUsed="1"/>
+    <w:lsdException w:name="Table Simple 2" w:semiHidden="1" w:unhideWhenUsed="1"/>
+    <w:lsdException w:name="Table Simple 3" w:semiHidden="1" w:unhideWhenUsed="1"/>
+    <w:lsdException w:name="Table Classic 1" w:semiHidden="1" w:unhideWhenUsed="1"/>
+    <w:lsdException w:name="Table Classic 2" w:semiHidden="1" w:unhideWhenUsed="1"/>
+    <w:lsdException w:name="Table Classic 3" w:semiHidden="1" w:unhideWhenUsed="1"/>
+    <w:lsdException w:name="Table Classic 4" w:semiHidden="1" w:unhideWhenUsed="1"/>
+    <w:lsdException w:name="Table Colorful 1" w:semiHidden="1" w:unhideWhenUsed="1"/>
+    <w:lsdException w:name="Table Colorful 2" w:semiHidden="1" w:unhideWhenUsed="1"/>
+    <w:lsdException w:name="Table Colorful 3" w:semiHidden="1" w:unhideWhenUsed="1"/>
+    <w:lsdException w:name="Table Columns 1" w:semiHidden="1" w:unhideWhenUsed="1"/>
+    <w:lsdException w:name="Table Columns 2" w:semiHidden="1" w:unhideWhenUsed="1"/>
+    <w:lsdException w:name="Table Columns 3" w:semiHidden="1" w:unhideWhenUsed="1"/>
+    <w:lsdException w:name="Table Columns 4" w:semiHidden="1" w:unhideWhenUsed="1"/>
+    <w:lsdException w:name="Table Columns 5" w:semiHidden="1" w:unhideWhenUsed="1"/>
+    <w:lsdException w:name="Table Grid 1" w:semiHidden="1" w:unhideWhenUsed="1"/>
+    <w:lsdException w:name="Table Grid 2" w:semiHidden="1" w:unhideWhenUsed="1"/>
+    <w:lsdException w:name="Table Grid 3" w:semiHidden="1" w:unhideWhenUsed="1"/>
+    <w:lsdException w:name="Table Grid 4" w:semiHidden="1" w:unhideWhenUsed="1"/>
+    <w:lsdException w:name="Table Grid 5" w:semiHidden="1" w:unhideWhenUsed="1"/>
+    <w:lsdException w:name="Table Grid 6" w:semiHidden="1" w:unhideWhenUsed="1"/>
+    <w:lsdException w:name="Table Grid 7" w:semiHidden="1" w:unhideWhenUsed="1"/>
+    <w:lsdException w:name="Table Grid 8" w:semiHidden="1" w:unhideWhenUsed="1"/>
+    <w:lsdException w:name="Table List 1" w:semiHidden="1" w:unhideWhenUsed="1"/>
+    <w:lsdException w:name="Table List 2" w:semiHidden="1" w:unhideWhenUsed="1"/>
+    <w:lsdException w:name="Table List 3" w:semiHidden="1" w:unhideWhenUsed="1"/>
+    <w:lsdException w:name="Table List 4" w:semiHidden="1" w:unhideWhenUsed="1"/>
+    <w:lsdException w:name="Table List 5" w:semiHidden="1" w:unhideWhenUsed="1"/>
+    <w:lsdException w:name="Table List 6" w:semiHidden="1" w:unhideWhenUsed="1"/>
+    <w:lsdException w:name="Table List 7" w:semiHidden="1" w:unhideWhenUsed="1"/>
+    <w:lsdException w:name="Table List 8" w:semiHidden="1" w:unhideWhenUsed="1"/>
+    <w:lsdException w:name="Table 3D effects 1" w:semiHidden="1" w:unhideWhenUsed="1"/>
+    <w:lsdException w:name="Table 3D effects 2" w:semiHidden="1" w:unhideWhenUsed="1"/>
+    <w:lsdException w:name="Table 3D effects 3" w:semiHidden="1" w:unhideWhenUsed="1"/>
+    <w:lsdException w:name="Table Contemporary" w:semiHidden="1" w:unhideWhenUsed="1"/>
+    <w:lsdException w:name="Table Elegant" w:semiHidden="1" w:unhideWhenUsed="1"/>
+    <w:lsdException w:name="Table Professional" w:semiHidden="1" w:unhideWhenUsed="1"/>
+    <w:lsdException w:name="Table Subtle 1" w:semiHidden="1" w:unhideWhenUsed="1"/>
+    <w:lsdException w:name="Table Subtle 2" w:semiHidden="1" w:unhideWhenUsed="1"/>
+    <w:lsdException w:name="Table Web 1" w:semiHidden="1" w:unhideWhenUsed="1"/>
+    <w:lsdException w:name="Table Web 2" w:semiHidden="1" w:unhideWhenUsed="1"/>
+    <w:lsdException w:name="Table Web 3" w:semiHidden="1" w:unhideWhenUsed="1"/>
+    <w:lsdException w:name="Balloon Text" w:semiHidden="1" w:unhideWhenUsed="1"/>
+    <w:lsdException w:name="Table Theme" w:semiHidden="1" w:unhideWhenUsed="1"/>
+    <w:lsdException w:name="Placeholder Text" w:semiHidden="1"/>
+    <w:lsdException w:name="Light Shading"/>
+    <w:lsdException w:name="Light List"/>
+    <w:lsdException w:name="Medium Grid 3"/>
+    <w:lsdException w:name="Dark List"/>
+    <w:lsdException w:name="Colorful Shading"/>
+    <w:lsdException w:name="Colorful List"/>
+    <w:lsdException w:name="Colorful Grid"/>
+    <w:lsdException w:name="Light Shading Accent 1"/>
+    <w:lsdException w:name="Light List Accent 1"/>
+    <w:lsdException w:name="Light Grid Accent 1"/>
+    <w:lsdException w:name="Medium Shading 1 Accent 1"/>
+    <w:lsdException w:name="Medium Shading 2 Accent 1"/>
+    <w:lsdException w:name="Medium List 1 Accent 1"/>
+    <w:lsdException w:name="Revision" w:semiHidden="1"/>
+    <w:lsdException w:name="Medium List 2 Accent 1"/>
+    <w:lsdException w:name="Medium Grid 1 Accent 1"/>
+    <w:lsdException w:name="Medium Grid 2 Accent 1"/>
+    <w:lsdException w:name="Medium Grid 3 Accent 1"/>
+    <w:lsdException w:name="Dark List Accent 1"/>
+    <w:lsdException w:name="Colorful Shading Accent 1"/>
+    <w:lsdException w:name="Colorful List Accent 1"/>
+    <w:lsdException w:name="Colorful Grid Accent 1"/>
+    <w:lsdException w:name="Light Shading Accent 2"/>
+    <w:lsdException w:name="Light List Accent 2"/>
+    <w:lsdException w:name="Light Grid Accent 2"/>
+    <w:lsdException w:name="Medium Shading 1 Accent 2"/>
+    <w:lsdException w:name="Medium Shading 2 Accent 2"/>
+    <w:lsdException w:name="Medium List 1 Accent 2"/>
+    <w:lsdException w:name="Medium List 2 Accent 2"/>
+    <w:lsdException w:name="Medium Grid 1 Accent 2"/>
+    <w:lsdException w:name="Medium Grid 2 Accent 2"/>
+    <w:lsdException w:name="Medium Grid 3 Accent 2"/>
+    <w:lsdException w:name="Dark List Accent 2"/>
+    <w:lsdException w:name="Colorful Shading Accent 2"/>
+    <w:lsdException w:name="Colorful List Accent 2"/>
+    <w:lsdException w:name="Colorful Grid Accent 2"/>
+    <w:lsdException w:name="Light Shading Accent 3"/>
+    <w:lsdException w:name="Light List Accent 3"/>
+    <w:lsdException w:name="Light Grid Accent 3"/>
+    <w:lsdException w:name="Medium Shading 1 Accent 3"/>
+    <w:lsdException w:name="Medium Shading 2 Accent 3"/>
+    <w:lsdException w:name="Medium List 1 Accent 3"/>
+    <w:lsdException w:name="Medium List 2 Accent 3"/>
+    <w:lsdException w:name="Medium Grid 1 Accent 3"/>
+    <w:lsdException w:name="Medium Grid 2 Accent 3"/>
+    <w:lsdException w:name="Medium Grid 3 Accent 3"/>
+    <w:lsdException w:name="Dark List Accent 3"/>
+    <w:lsdException w:name="Colorful Shading Accent 3"/>
+    <w:lsdException w:name="Colorful List Accent 3"/>
+    <w:lsdException w:name="Colorful Grid Accent 3"/>
+    <w:lsdException w:name="Light Shading Accent 4"/>
+    <w:lsdException w:name="Light List Accent 4"/>
+    <w:lsdException w:name="Light Grid Accent 4"/>
+    <w:lsdException w:name="Medium Shading 1 Accent 4"/>
+    <w:lsdException w:name="Medium Shading 2 Accent 4"/>
+    <w:lsdException w:name="Medium List 1 Accent 4"/>
+    <w:lsdException w:name="Medium List 2 Accent 4"/>
+    <w:lsdException w:name="Medium Grid 1 Accent 4"/>
+    <w:lsdException w:name="Medium Grid 2 Accent 4"/>
+    <w:lsdException w:name="Medium Grid 3 Accent 4"/>
+    <w:lsdException w:name="Dark List Accent 4"/>
+    <w:lsdException w:name="Colorful Shading Accent 4"/>
+    <w:lsdException w:name="Colorful List Accent 4"/>
+    <w:lsdException w:name="Colorful Grid Accent 4"/>
+    <w:lsdException w:name="Light Shading Accent 5"/>
+    <w:lsdException w:name="Light List Accent 5"/>
+    <w:lsdException w:name="Light Grid Accent 5"/>
+    <w:lsdException w:name="Medium Shading 1 Accent 5"/>
+    <w:lsdException w:name="Medium Shading 2 Accent 5"/>
+    <w:lsdException w:name="Medium List 1 Accent 5"/>
+    <w:lsdException w:name="Medium List 2 Accent 5"/>
+    <w:lsdException w:name="Medium Grid 1 Accent 5"/>
+    <w:lsdException w:name="Medium Grid 2 Accent 5"/>
+    <w:lsdException w:name="Medium Grid 3 Accent 5"/>
+    <w:lsdException w:name="Dark List Accent 5"/>
+    <w:lsdException w:name="Colorful Shading Accent 5"/>
+    <w:lsdException w:name="Colorful List Accent 5"/>
+    <w:lsdException w:name="Colorful Grid Accent 5"/>
+    <w:lsdException w:name="Light Shading Accent 6"/>
+    <w:lsdException w:name="Light List Accent 6"/>
+    <w:lsdException w:name="Light Grid Accent 6"/>
+    <w:lsdException w:name="Medium Shading 1 Accent 6"/>
+    <w:lsdException w:name="Medium Shading 2 Accent 6"/>
+    <w:lsdException w:name="Medium List 1 Accent 6"/>
+    <w:lsdException w:name="Medium List 2 Accent 6"/>
+    <w:lsdException w:name="Medium Grid 1 Accent 6"/>
+    <w:lsdException w:name="Medium Grid 2 Accent 6"/>
+    <w:lsdException w:name="Medium Grid 3 Accent 6"/>
+    <w:lsdException w:name="Dark List Accent 6"/>
+    <w:lsdException w:name="Colorful Shading Accent 6"/>
+    <w:lsdException w:name="Colorful List Accent 6"/>
+    <w:lsdException w:name="Colorful Grid Accent 6"/>
+    <w:lsdException w:name="Bibliography" w:semiHidden="1" w:unhideWhenUsed="1"/>
+    <w:lsdException w:name="TOC Heading" w:semiHidden="1" w:unhideWhenUsed="1"/>
+    <w:lsdException w:name="Grid Table 4" w:uiPriority="49"/>
+    <w:lsdException w:name="Grid Table 5 Dark" w:uiPriority="50"/>
+    <w:lsdException w:name="Grid Table 6 Colorful" w:uiPriority="51"/>
+    <w:lsdException w:name="Grid Table 7 Colorful" w:uiPriority="52"/>
+    <w:lsdException w:name="Grid Table 1 Light Accent 1" w:uiPriority="46"/>
+    <w:lsdException w:name="Grid Table 2 Accent 1" w:uiPriority="47"/>
+    <w:lsdException w:name="Grid Table 3 Accent 1" w:uiPriority="48"/>
+    <w:lsdException w:name="Grid Table 4 Accent 1" w:uiPriority="49"/>
+    <w:lsdException w:name="Grid Table 5 Dark Accent 1" w:uiPriority="50"/>
+    <w:lsdException w:name="Grid Table 6 Colorful Accent 1" w:uiPriority="51"/>
+    <w:lsdException w:name="Grid Table 7 Colorful Accent 1" w:uiPriority="52"/>
+    <w:lsdException w:name="Grid Table 1 Light Accent 2" w:uiPriority="46"/>
+    <w:lsdException w:name="Grid Table 2 Accent 2" w:uiPriority="47"/>
+    <w:lsdException w:name="Grid Table 3 Accent 2" w:uiPriority="48"/>
+    <w:lsdException w:name="Grid Table 4 Accent 2" w:uiPriority="49"/>
+    <w:lsdException w:name="Grid Table 5 Dark Accent 2" w:uiPriority="50"/>
+    <w:lsdException w:name="Grid Table 6 Colorful Accent 2" w:uiPriority="51"/>
+    <w:lsdException w:name="Grid Table 7 Colorful Accent 2" w:uiPriority="52"/>
+    <w:lsdException w:name="Grid Table 1 Light Accent 3" w:uiPriority="46"/>
+    <w:lsdException w:name="Grid Table 2 Accent 3" w:uiPriority="47"/>
+    <w:lsdException w:name="Grid Table 3 Accent 3" w:uiPriority="48"/>
+    <w:lsdException w:name="Grid Table 4 Accent 3" w:uiPriority="49"/>
+    <w:lsdException w:name="Grid Table 5 Dark Accent 3" w:uiPriority="50"/>
+    <w:lsdException w:name="Grid Table 6 Colorful Accent 3" w:uiPriority="51"/>
+    <w:lsdException w:name="Grid Table 7 Colorful Accent 3" w:uiPriority="52"/>
+    <w:lsdException w:name="Grid Table 1 Light Accent 4" w:uiPriority="46"/>
+    <w:lsdException w:name="Grid Table 2 Accent 4" w:uiPriority="47"/>
+    <w:lsdException w:name="Grid Table 3 Accent 4" w:uiPriority="48"/>
+    <w:lsdException w:name="Grid Table 4 Accent 4" w:uiPriority="49"/>
+    <w:lsdException w:name="Grid Table 5 Dark Accent 4" w:uiPriority="50"/>
+    <w:lsdException w:name="Grid Table 6 Colorful Accent 4" w:uiPriority="51"/>
+    <w:lsdException w:name="Grid Table 7 Colorful Accent 4" w:uiPriority="52"/>
+    <w:lsdException w:name="Grid Table 1 Light Accent 5" w:uiPriority="46"/>
+    <w:lsdException w:name="Grid Table 2 Accent 5" w:uiPriority="47"/>
+    <w:lsdException w:name="Grid Table 3 Accent 5" w:uiPriority="48"/>
+    <w:lsdException w:name="Grid Table 4 Accent 5" w:uiPriority="49"/>
+    <w:lsdException w:name="Grid Table 5 Dark Accent 5" w:uiPriority="50"/>
+    <w:lsdException w:name="Grid Table 6 Colorful Accent 5" w:uiPriority="51"/>
+    <w:lsdException w:name="Grid Table 7 Colorful Accent 5" w:uiPriority="52"/>
+    <w:lsdException w:name="Grid Table 1 Light Accent 6" w:uiPriority="46"/>
+    <w:lsdException w:name="Grid Table 2 Accent 6" w:uiPriority="47"/>
+    <w:lsdException w:name="Grid Table 3 Accent 6" w:uiPriority="48"/>
+    <w:lsdException w:name="Grid Table 4 Accent 6" w:uiPriority="49"/>
+    <w:lsdException w:name="Grid Table 5 Dark Accent 6" w:uiPriority="50"/>
+    <w:lsdException w:name="Grid Table 6 Colorful Accent 6" w:uiPriority="51"/>
+    <w:lsdException w:name="Grid Table 7 Colorful Accent 6" w:uiPriority="52"/>
+    <w:lsdException w:name="List Table 1 Light" w:uiPriority="46"/>
+    <w:lsdException w:name="List Table 2" w:uiPriority="47"/>
+    <w:lsdException w:name="List Table 3" w:uiPriority="48"/>
+    <w:lsdException w:name="List Table 4" w:uiPriority="49"/>
+    <w:lsdException w:name="List Table 5 Dark" w:uiPriority="50"/>
+    <w:lsdException w:name="List Table 6 Colorful" w:uiPriority="51"/>
+    <w:lsdException w:name="List Table 7 Colorful" w:uiPriority="52"/>
+    <w:lsdException w:name="List Table 1 Light Accent 1" w:uiPriority="46"/>
+    <w:lsdException w:name="List Table 2 Accent 1" w:uiPriority="47"/>
+    <w:lsdException w:name="List Table 3 Accent 1" w:uiPriority="48"/>
+    <w:lsdException w:name="List Table 4 Accent 1" w:uiPriority="49"/>
+    <w:lsdException w:name="List Table 5 Dark Accent 1" w:uiPriority="50"/>
+    <w:lsdException w:name="List Table 6 Colorful Accent 1" w:uiPriority="51"/>
+    <w:lsdException w:name="List Table 7 Colorful Accent 1" w:uiPriority="52"/>
+    <w:lsdException w:name="List Table 1 Light Accent 2" w:uiPriority="46"/>
+    <w:lsdException w:name="List Table 2 Accent 2" w:uiPriority="47"/>
+    <w:lsdException w:name="List Table 3 Accent 2" w:uiPriority="48"/>
+    <w:lsdException w:name="List Table 4 Accent 2" w:uiPriority="49"/>
+    <w:lsdException w:name="List Table 5 Dark Accent 2" w:uiPriority="50"/>
+    <w:lsdException w:name="List Table 6 Colorful Accent 2" w:uiPriority="51"/>
+    <w:lsdException w:name="List Table 7 Colorful Accent 2" w:uiPriority="52"/>
+    <w:lsdException w:name="List Table 1 Light Accent 3" w:uiPriority="46"/>
+    <w:lsdException w:name="List Table 2 Accent 3" w:uiPriority="47"/>
+    <w:lsdException w:name="List Table 3 Accent 3" w:uiPriority="48"/>
+    <w:lsdException w:name="List Table 4 Accent 3" w:uiPriority="49"/>
+    <w:lsdException w:name="List Table 5 Dark Accent 3" w:uiPriority="50"/>
+    <w:lsdException w:name="List Table 6 Colorful Accent 3" w:uiPriority="51"/>
+    <w:lsdException w:name="List Table 7 Colorful Accent 3" w:uiPriority="52"/>
+    <w:lsdException w:name="List Table 1 Light Accent 4" w:uiPriority="46"/>
+    <w:lsdException w:name="List Table 2 Accent 4" w:uiPriority="47"/>
+    <w:lsdException w:name="List Table 3 Accent 4" w:uiPriority="48"/>
+    <w:lsdException w:name="List Table 4 Accent 4" w:uiPriority="49"/>
+    <w:lsdException w:name="List Table 5 Dark Accent 4" w:uiPriority="50"/>
+    <w:lsdException w:name="List Table 6 Colorful Accent 4" w:uiPriority="51"/>
+    <w:lsdException w:name="List Table 7 Colorful Accent 4" w:uiPriority="52"/>
+    <w:lsdException w:name="List Table 1 Light Accent 5" w:uiPriority="46"/>
+    <w:lsdException w:name="List Table 2 Accent 5" w:uiPriority="47"/>
+    <w:lsdException w:name="List Table 3 Accent 5" w:uiPriority="48"/>
+    <w:lsdException w:name="List Table 4 Accent 5" w:uiPriority="49"/>
+    <w:lsdException w:name="List Table 5 Dark Accent 5" w:uiPriority="50"/>
+    <w:lsdException w:name="List Table 6 Colorful Accent 5" w:uiPriority="51"/>
+    <w:lsdException w:name="List Table 7 Colorful Accent 5" w:uiPriority="52"/>
+    <w:lsdException w:name="List Table 1 Light Accent 6" w:uiPriority="46"/>
+    <w:lsdException w:name="List Table 2 Accent 6" w:uiPriority="47"/>
+    <w:lsdException w:name="List Table 3 Accent 6" w:uiPriority="48"/>
+    <w:lsdException w:name="List Table 4 Accent 6" w:uiPriority="49"/>
+    <w:lsdException w:name="List Table 5 Dark Accent 6" w:uiPriority="50"/>
+    <w:lsdException w:name="List Table 6 Colorful Accent 6" w:uiPriority="51"/>
+    <w:lsdException w:name="List Table 7 Colorful Accent 6" w:uiPriority="52"/>
+    <w:lsdException w:name="Mention" w:semiHidden="1" w:uiPriority="99" w:unhideWhenUsed="1"/>
+    <w:lsdException w:name="Smart Hyperlink" w:semiHidden="1" w:uiPriority="99" w:unhideWhenUsed="1"/>
+    <w:lsdException w:name="Hashtag" w:semiHidden="1" w:uiPriority="99" w:unhideWhenUsed="1"/>
+    <w:lsdException w:name="Unresolved Mention" w:semiHidden="1" w:uiPriority="99" w:unhideWhenUsed="1"/>
+    <w:lsdException w:name="Smart Link" w:semiHidden="1" w:uiPriority="99" w:unhideWhenUsed="1"/>
+  </w:latentStyles>
+  <w:style w:type="paragraph" w:default="1" w:styleId="Normal">
     <w:name w:val="Normal"/>
     <w:qFormat/>
   </w:style>
-  <w:style w:styleId="BodyText" w:type="paragraph">
-    <w:name w:val="Body Text"/>
-    <w:basedOn w:val="Normal"/>
-    <w:link w:val="BodyTextChar"/>
-    <w:qFormat/>
-    <w:pPr>
-      <w:spacing w:after="180" w:before="180"/>
-    </w:pPr>
-  </w:style>
-  <w:style w:customStyle="1" w:styleId="FirstParagraph" w:type="paragraph">
-    <w:name w:val="First Paragraph"/>
-    <w:basedOn w:val="BodyText"/>
-    <w:next w:val="BodyText"/>
-    <w:qFormat/>
-  </w:style>
-  <w:style w:customStyle="1" w:styleId="Compact" w:type="paragraph">
-    <w:name w:val="Compact"/>
-    <w:basedOn w:val="BodyText"/>
-    <w:qFormat/>
-    <w:pPr>
-      <w:spacing w:after="36" w:before="36"/>
-    </w:pPr>
-  </w:style>
-  <w:style w:styleId="Title" w:type="paragraph">
-    <w:name w:val="Title"/>
-    <w:basedOn w:val="Normal"/>
-    <w:next w:val="BodyText"/>
-    <w:link w:val="TitleChar"/>
-    <w:uiPriority w:val="10"/>
-    <w:qFormat/>
-    <w:rsid w:val="00A10FD9"/>
-    <w:pPr>
-      <w:spacing w:after="80" w:line="240" w:lineRule="auto"/>
-      <w:contextualSpacing/>
-      <w:jc w:val="center"/>
-    </w:pPr>
-    <w:rPr>
-      <w:rFonts w:asciiTheme="majorHAnsi" w:cstheme="majorBidi" w:eastAsiaTheme="majorEastAsia" w:hAnsiTheme="majorHAnsi"/>
-      <w:sz w:val="56"/>
-      <w:szCs w:val="56"/>
-    </w:rPr>
-  </w:style>
-  <w:style w:customStyle="1" w:styleId="TitleChar" w:type="character">
-    <w:name w:val="Title Char"/>
-    <w:basedOn w:val="DefaultParagraphFont"/>
-    <w:link w:val="Title"/>
-    <w:uiPriority w:val="10"/>
-    <w:rsid w:val="00A10FD9"/>
-    <w:rPr>
-      <w:rFonts w:asciiTheme="majorHAnsi" w:cstheme="majorBidi" w:eastAsiaTheme="majorEastAsia" w:hAnsiTheme="majorHAnsi"/>
-      <w:sz w:val="56"/>
-      <w:szCs w:val="56"/>
-    </w:rPr>
-  </w:style>
-  <w:style w:styleId="Subtitle" w:type="paragraph">
-    <w:name w:val="Subtitle"/>
-    <w:basedOn w:val="Title"/>
-    <w:next w:val="BodyText"/>
-    <w:link w:val="SubtitleChar"/>
-    <w:uiPriority w:val="11"/>
-    <w:qFormat/>
-    <w:rsid w:val="00A10FD9"/>
-    <w:pPr>
-      <w:numPr>
-        <w:ilvl w:val="1"/>
-      </w:numPr>
-    </w:pPr>
-    <w:rPr>
-      <w:rFonts w:cstheme="majorBidi" w:eastAsiaTheme="majorEastAsia"/>
-      <w:spacing w:val="15"/>
-      <w:sz w:val="28"/>
-      <w:szCs w:val="28"/>
-    </w:rPr>
-  </w:style>
-  <w:style w:customStyle="1" w:styleId="SubtitleChar" w:type="character">
-    <w:name w:val="Subtitle Char"/>
-    <w:basedOn w:val="DefaultParagraphFont"/>
-    <w:link w:val="Subtitle"/>
-    <w:uiPriority w:val="11"/>
-    <w:rsid w:val="00A10FD9"/>
-    <w:rPr>
-      <w:rFonts w:cstheme="majorBidi" w:eastAsiaTheme="majorEastAsia"/>
-      <w:color w:themeColor="text1" w:themeTint="A6" w:val="595959"/>
-      <w:spacing w:val="15"/>
-      <w:sz w:val="28"/>
-      <w:szCs w:val="28"/>
-    </w:rPr>
-  </w:style>
-  <w:style w:customStyle="1" w:styleId="Author" w:type="paragraph">
-    <w:name w:val="Author"/>
-    <w:basedOn w:val="Title"/>
-    <w:next w:val="BodyText"/>
-    <w:qFormat/>
-    <w:pPr>
-      <w:keepNext/>
-      <w:keepLines/>
-    </w:pPr>
-    <w:rPr>
-      <w:sz w:val="24"/>
-      <w:szCs w:val="24"/>
-    </w:rPr>
-  </w:style>
-  <w:style w:styleId="Date" w:type="paragraph">
-    <w:name w:val="Date"/>
-    <w:basedOn w:val="Title"/>
-    <w:next w:val="BodyText"/>
-    <w:qFormat/>
-    <w:pPr>
-      <w:keepNext/>
-      <w:keepLines/>
-    </w:pPr>
-    <w:rPr>
-      <w:sz w:val="24"/>
-      <w:szCs w:val="24"/>
-    </w:rPr>
-  </w:style>
-  <w:style w:customStyle="1" w:styleId="AbstractTitle" w:type="paragraph">
-    <w:name w:val="Abstract Title"/>
-    <w:basedOn w:val="Normal"/>
-    <w:next w:val="Abstract"/>
-    <w:qFormat/>
-    <w:pPr>
-      <w:keepNext/>
-      <w:keepLines/>
-      <w:spacing w:after="0" w:before="300"/>
-      <w:jc w:val="center"/>
-    </w:pPr>
-    <w:rPr>
-      <w:b/>
-      <w:sz w:val="20"/>
-      <w:szCs w:val="20"/>
-    </w:rPr>
-  </w:style>
-  <w:style w:customStyle="1" w:styleId="Abstract" w:type="paragraph">
-    <w:name w:val="Abstract"/>
-    <w:basedOn w:val="Normal"/>
-    <w:next w:val="BodyText"/>
-    <w:qFormat/>
-    <w:pPr>
-      <w:keepNext/>
-      <w:keepLines/>
-      <w:spacing w:after="300" w:before="100"/>
-    </w:pPr>
-    <w:rPr>
-      <w:sz w:val="20"/>
-      <w:szCs w:val="20"/>
-    </w:rPr>
-  </w:style>
-  <w:style w:styleId="Bibliography" w:type="paragraph">
-    <w:name w:val="Bibliography"/>
-    <w:basedOn w:val="Normal"/>
-    <w:next w:val="Bibliography"/>
-    <w:qFormat/>
-    <w:pPr/>
-    <w:rPr/>
-  </w:style>
-  <w:style w:styleId="Heading1" w:type="paragraph">
+  <w:style w:type="paragraph" w:styleId="Heading1">
     <w:name w:val="heading 1"/>
     <w:basedOn w:val="Normal"/>
     <w:next w:val="BodyText"/>
@@ -440,17 +1168,17 @@
     <w:pPr>
       <w:keepNext/>
       <w:keepLines/>
-      <w:spacing w:after="80" w:before="360"/>
+      <w:spacing w:before="360" w:after="80"/>
       <w:outlineLvl w:val="0"/>
     </w:pPr>
     <w:rPr>
-      <w:rFonts w:asciiTheme="majorHAnsi" w:cstheme="majorBidi" w:eastAsiaTheme="majorEastAsia" w:hAnsiTheme="majorHAnsi"/>
-      <w:color w:themeColor="accent1" w:themeShade="BF" w:val="0F4761"/>
+      <w:rFonts w:asciiTheme="majorHAnsi" w:eastAsiaTheme="majorEastAsia" w:hAnsiTheme="majorHAnsi" w:cstheme="majorBidi"/>
+      <w:color w:val="0F4761" w:themeColor="accent1" w:themeShade="BF"/>
       <w:sz w:val="40"/>
       <w:szCs w:val="40"/>
     </w:rPr>
   </w:style>
-  <w:style w:styleId="Heading2" w:type="paragraph">
+  <w:style w:type="paragraph" w:styleId="Heading2">
     <w:name w:val="heading 2"/>
     <w:basedOn w:val="Normal"/>
     <w:next w:val="BodyText"/>
@@ -463,17 +1191,17 @@
     <w:pPr>
       <w:keepNext/>
       <w:keepLines/>
-      <w:spacing w:after="80" w:before="160"/>
+      <w:spacing w:before="160" w:after="80"/>
       <w:outlineLvl w:val="1"/>
     </w:pPr>
     <w:rPr>
-      <w:rFonts w:asciiTheme="majorHAnsi" w:cstheme="majorBidi" w:eastAsiaTheme="majorEastAsia" w:hAnsiTheme="majorHAnsi"/>
-      <w:color w:themeColor="accent1" w:themeShade="BF" w:val="0F4761"/>
+      <w:rFonts w:asciiTheme="majorHAnsi" w:eastAsiaTheme="majorEastAsia" w:hAnsiTheme="majorHAnsi" w:cstheme="majorBidi"/>
+      <w:color w:val="0F4761" w:themeColor="accent1" w:themeShade="BF"/>
       <w:sz w:val="32"/>
       <w:szCs w:val="32"/>
     </w:rPr>
   </w:style>
-  <w:style w:styleId="Heading3" w:type="paragraph">
+  <w:style w:type="paragraph" w:styleId="Heading3">
     <w:name w:val="heading 3"/>
     <w:basedOn w:val="Normal"/>
     <w:next w:val="BodyText"/>
@@ -486,17 +1214,17 @@
     <w:pPr>
       <w:keepNext/>
       <w:keepLines/>
-      <w:spacing w:after="80" w:before="160"/>
+      <w:spacing w:before="160" w:after="80"/>
       <w:outlineLvl w:val="2"/>
     </w:pPr>
     <w:rPr>
-      <w:rFonts w:cstheme="majorBidi" w:eastAsiaTheme="majorEastAsia"/>
-      <w:color w:themeColor="accent1" w:themeShade="BF" w:val="0F4761"/>
+      <w:rFonts w:eastAsiaTheme="majorEastAsia" w:cstheme="majorBidi"/>
+      <w:color w:val="0F4761" w:themeColor="accent1" w:themeShade="BF"/>
       <w:sz w:val="28"/>
       <w:szCs w:val="28"/>
     </w:rPr>
   </w:style>
-  <w:style w:styleId="Heading4" w:type="paragraph">
+  <w:style w:type="paragraph" w:styleId="Heading4">
     <w:name w:val="heading 4"/>
     <w:basedOn w:val="Normal"/>
     <w:next w:val="BodyText"/>
@@ -509,17 +1237,17 @@
     <w:pPr>
       <w:keepNext/>
       <w:keepLines/>
-      <w:spacing w:after="40" w:before="80"/>
+      <w:spacing w:before="80" w:after="40"/>
       <w:outlineLvl w:val="3"/>
     </w:pPr>
     <w:rPr>
-      <w:rFonts w:cstheme="majorBidi" w:eastAsiaTheme="majorEastAsia"/>
+      <w:rFonts w:eastAsiaTheme="majorEastAsia" w:cstheme="majorBidi"/>
       <w:i/>
       <w:iCs/>
-      <w:color w:themeColor="accent1" w:themeShade="BF" w:val="0F4761"/>
-    </w:rPr>
-  </w:style>
-  <w:style w:styleId="Heading5" w:type="paragraph">
+      <w:color w:val="0F4761" w:themeColor="accent1" w:themeShade="BF"/>
+    </w:rPr>
+  </w:style>
+  <w:style w:type="paragraph" w:styleId="Heading5">
     <w:name w:val="heading 5"/>
     <w:basedOn w:val="Normal"/>
     <w:next w:val="BodyText"/>
@@ -532,15 +1260,15 @@
     <w:pPr>
       <w:keepNext/>
       <w:keepLines/>
-      <w:spacing w:after="40" w:before="80"/>
+      <w:spacing w:before="80" w:after="40"/>
       <w:outlineLvl w:val="4"/>
     </w:pPr>
     <w:rPr>
-      <w:rFonts w:cstheme="majorBidi" w:eastAsiaTheme="majorEastAsia"/>
-      <w:color w:themeColor="accent1" w:themeShade="BF" w:val="0F4761"/>
-    </w:rPr>
-  </w:style>
-  <w:style w:styleId="Heading6" w:type="paragraph">
+      <w:rFonts w:eastAsiaTheme="majorEastAsia" w:cstheme="majorBidi"/>
+      <w:color w:val="0F4761" w:themeColor="accent1" w:themeShade="BF"/>
+    </w:rPr>
+  </w:style>
+  <w:style w:type="paragraph" w:styleId="Heading6">
     <w:name w:val="heading 6"/>
     <w:basedOn w:val="Normal"/>
     <w:next w:val="BodyText"/>
@@ -553,17 +1281,17 @@
     <w:pPr>
       <w:keepNext/>
       <w:keepLines/>
-      <w:spacing w:after="0" w:before="40"/>
+      <w:spacing w:before="40" w:after="0"/>
       <w:outlineLvl w:val="5"/>
     </w:pPr>
     <w:rPr>
-      <w:rFonts w:cstheme="majorBidi" w:eastAsiaTheme="majorEastAsia"/>
+      <w:rFonts w:eastAsiaTheme="majorEastAsia" w:cstheme="majorBidi"/>
       <w:i/>
       <w:iCs/>
-      <w:color w:themeColor="text1" w:themeTint="A6" w:val="595959"/>
-    </w:rPr>
-  </w:style>
-  <w:style w:styleId="Heading7" w:type="paragraph">
+      <w:color w:val="595959" w:themeColor="text1" w:themeTint="A6"/>
+    </w:rPr>
+  </w:style>
+  <w:style w:type="paragraph" w:styleId="Heading7">
     <w:name w:val="heading 7"/>
     <w:basedOn w:val="Normal"/>
     <w:next w:val="BodyText"/>
@@ -576,15 +1304,15 @@
     <w:pPr>
       <w:keepNext/>
       <w:keepLines/>
-      <w:spacing w:after="0" w:before="40"/>
+      <w:spacing w:before="40" w:after="0"/>
       <w:outlineLvl w:val="6"/>
     </w:pPr>
     <w:rPr>
-      <w:rFonts w:cstheme="majorBidi" w:eastAsiaTheme="majorEastAsia"/>
-      <w:color w:themeColor="text1" w:themeTint="A6" w:val="595959"/>
-    </w:rPr>
-  </w:style>
-  <w:style w:styleId="Heading8" w:type="paragraph">
+      <w:rFonts w:eastAsiaTheme="majorEastAsia" w:cstheme="majorBidi"/>
+      <w:color w:val="595959" w:themeColor="text1" w:themeTint="A6"/>
+    </w:rPr>
+  </w:style>
+  <w:style w:type="paragraph" w:styleId="Heading8">
     <w:name w:val="heading 8"/>
     <w:basedOn w:val="Normal"/>
     <w:next w:val="BodyText"/>
@@ -601,13 +1329,13 @@
       <w:outlineLvl w:val="7"/>
     </w:pPr>
     <w:rPr>
-      <w:rFonts w:cstheme="majorBidi" w:eastAsiaTheme="majorEastAsia"/>
+      <w:rFonts w:eastAsiaTheme="majorEastAsia" w:cstheme="majorBidi"/>
       <w:i/>
       <w:iCs/>
-      <w:color w:themeColor="text1" w:themeTint="D8" w:val="272727"/>
-    </w:rPr>
-  </w:style>
-  <w:style w:styleId="Heading9" w:type="paragraph">
+      <w:color w:val="272727" w:themeColor="text1" w:themeTint="D8"/>
+    </w:rPr>
+  </w:style>
+  <w:style w:type="paragraph" w:styleId="Heading9">
     <w:name w:val="heading 9"/>
     <w:basedOn w:val="Normal"/>
     <w:next w:val="BodyText"/>
@@ -624,24 +1352,202 @@
       <w:outlineLvl w:val="8"/>
     </w:pPr>
     <w:rPr>
-      <w:rFonts w:cstheme="majorBidi" w:eastAsiaTheme="majorEastAsia"/>
-      <w:color w:themeColor="text1" w:themeTint="D8" w:val="272727"/>
-    </w:rPr>
-  </w:style>
-  <w:style w:customStyle="1" w:styleId="Heading1Char" w:type="character">
+      <w:rFonts w:eastAsiaTheme="majorEastAsia" w:cstheme="majorBidi"/>
+      <w:color w:val="272727" w:themeColor="text1" w:themeTint="D8"/>
+    </w:rPr>
+  </w:style>
+  <w:style w:type="character" w:default="1" w:styleId="DefaultParagraphFont">
+    <w:name w:val="Default Paragraph Font"/>
+    <w:uiPriority w:val="1"/>
+    <w:semiHidden/>
+    <w:unhideWhenUsed/>
+  </w:style>
+  <w:style w:type="table" w:default="1" w:styleId="TableNormal">
+    <w:name w:val="Normal Table"/>
+    <w:uiPriority w:val="99"/>
+    <w:semiHidden/>
+    <w:unhideWhenUsed/>
+    <w:tblPr>
+      <w:tblInd w:w="0" w:type="dxa"/>
+      <w:tblCellMar>
+        <w:top w:w="0" w:type="dxa"/>
+        <w:left w:w="108" w:type="dxa"/>
+        <w:bottom w:w="0" w:type="dxa"/>
+        <w:right w:w="108" w:type="dxa"/>
+      </w:tblCellMar>
+    </w:tblPr>
+  </w:style>
+  <w:style w:type="numbering" w:default="1" w:styleId="NoList">
+    <w:name w:val="No List"/>
+    <w:uiPriority w:val="99"/>
+    <w:semiHidden/>
+    <w:unhideWhenUsed/>
+  </w:style>
+  <w:style w:type="paragraph" w:styleId="BodyText">
+    <w:name w:val="Body Text"/>
+    <w:basedOn w:val="Normal"/>
+    <w:qFormat/>
+    <w:pPr>
+      <w:spacing w:before="180" w:after="180"/>
+    </w:pPr>
+  </w:style>
+  <w:style w:type="paragraph" w:customStyle="1" w:styleId="FirstParagraph">
+    <w:name w:val="First Paragraph"/>
+    <w:basedOn w:val="BodyText"/>
+    <w:next w:val="BodyText"/>
+    <w:qFormat/>
+  </w:style>
+  <w:style w:type="paragraph" w:customStyle="1" w:styleId="Compact">
+    <w:name w:val="Compact"/>
+    <w:basedOn w:val="BodyText"/>
+    <w:qFormat/>
+    <w:pPr>
+      <w:spacing w:before="36" w:after="36"/>
+    </w:pPr>
+  </w:style>
+  <w:style w:type="paragraph" w:styleId="Title">
+    <w:name w:val="Title"/>
+    <w:basedOn w:val="Normal"/>
+    <w:next w:val="BodyText"/>
+    <w:link w:val="TitleChar"/>
+    <w:uiPriority w:val="10"/>
+    <w:qFormat/>
+    <w:rsid w:val="00A10FD9"/>
+    <w:pPr>
+      <w:spacing w:after="80"/>
+      <w:contextualSpacing/>
+      <w:jc w:val="center"/>
+    </w:pPr>
+    <w:rPr>
+      <w:rFonts w:asciiTheme="majorHAnsi" w:eastAsiaTheme="majorEastAsia" w:hAnsiTheme="majorHAnsi" w:cstheme="majorBidi"/>
+      <w:sz w:val="56"/>
+      <w:szCs w:val="56"/>
+    </w:rPr>
+  </w:style>
+  <w:style w:type="character" w:customStyle="1" w:styleId="TitleChar">
+    <w:name w:val="Title Char"/>
+    <w:basedOn w:val="DefaultParagraphFont"/>
+    <w:link w:val="Title"/>
+    <w:uiPriority w:val="10"/>
+    <w:rsid w:val="00A10FD9"/>
+    <w:rPr>
+      <w:rFonts w:asciiTheme="majorHAnsi" w:eastAsiaTheme="majorEastAsia" w:hAnsiTheme="majorHAnsi" w:cstheme="majorBidi"/>
+      <w:sz w:val="56"/>
+      <w:szCs w:val="56"/>
+    </w:rPr>
+  </w:style>
+  <w:style w:type="paragraph" w:styleId="Subtitle">
+    <w:name w:val="Subtitle"/>
+    <w:basedOn w:val="Title"/>
+    <w:next w:val="BodyText"/>
+    <w:link w:val="SubtitleChar"/>
+    <w:uiPriority w:val="11"/>
+    <w:qFormat/>
+    <w:rsid w:val="00A10FD9"/>
+    <w:pPr>
+      <w:numPr>
+        <w:ilvl w:val="1"/>
+      </w:numPr>
+    </w:pPr>
+    <w:rPr>
+      <w:spacing w:val="15"/>
+      <w:sz w:val="28"/>
+      <w:szCs w:val="28"/>
+    </w:rPr>
+  </w:style>
+  <w:style w:type="character" w:customStyle="1" w:styleId="SubtitleChar">
+    <w:name w:val="Subtitle Char"/>
+    <w:basedOn w:val="DefaultParagraphFont"/>
+    <w:link w:val="Subtitle"/>
+    <w:uiPriority w:val="11"/>
+    <w:rsid w:val="00A10FD9"/>
+    <w:rPr>
+      <w:rFonts w:eastAsiaTheme="majorEastAsia" w:cstheme="majorBidi"/>
+      <w:color w:val="595959" w:themeColor="text1" w:themeTint="A6"/>
+      <w:spacing w:val="15"/>
+      <w:sz w:val="28"/>
+      <w:szCs w:val="28"/>
+    </w:rPr>
+  </w:style>
+  <w:style w:type="paragraph" w:customStyle="1" w:styleId="Author">
+    <w:name w:val="Author"/>
+    <w:basedOn w:val="Title"/>
+    <w:next w:val="BodyText"/>
+    <w:qFormat/>
+    <w:pPr>
+      <w:keepNext/>
+      <w:keepLines/>
+    </w:pPr>
+    <w:rPr>
+      <w:sz w:val="24"/>
+      <w:szCs w:val="24"/>
+    </w:rPr>
+  </w:style>
+  <w:style w:type="paragraph" w:styleId="Date">
+    <w:name w:val="Date"/>
+    <w:basedOn w:val="Title"/>
+    <w:next w:val="BodyText"/>
+    <w:qFormat/>
+    <w:pPr>
+      <w:keepNext/>
+      <w:keepLines/>
+    </w:pPr>
+    <w:rPr>
+      <w:sz w:val="24"/>
+      <w:szCs w:val="24"/>
+    </w:rPr>
+  </w:style>
+  <w:style w:type="paragraph" w:customStyle="1" w:styleId="AbstractTitle">
+    <w:name w:val="Abstract Title"/>
+    <w:basedOn w:val="Normal"/>
+    <w:next w:val="Abstract"/>
+    <w:qFormat/>
+    <w:pPr>
+      <w:keepNext/>
+      <w:keepLines/>
+      <w:spacing w:before="300" w:after="0"/>
+      <w:jc w:val="center"/>
+    </w:pPr>
+    <w:rPr>
+      <w:b/>
+      <w:sz w:val="20"/>
+      <w:szCs w:val="20"/>
+    </w:rPr>
+  </w:style>
+  <w:style w:type="paragraph" w:customStyle="1" w:styleId="Abstract">
+    <w:name w:val="Abstract"/>
+    <w:basedOn w:val="Normal"/>
+    <w:next w:val="BodyText"/>
+    <w:qFormat/>
+    <w:pPr>
+      <w:keepNext/>
+      <w:keepLines/>
+      <w:spacing w:before="100" w:after="300"/>
+    </w:pPr>
+    <w:rPr>
+      <w:sz w:val="20"/>
+      <w:szCs w:val="20"/>
+    </w:rPr>
+  </w:style>
+  <w:style w:type="paragraph" w:styleId="Bibliography">
+    <w:name w:val="Bibliography"/>
+    <w:basedOn w:val="Normal"/>
+    <w:qFormat/>
+  </w:style>
+  <w:style w:type="character" w:customStyle="1" w:styleId="Heading1Char">
     <w:name w:val="Heading 1 Char"/>
     <w:basedOn w:val="DefaultParagraphFont"/>
     <w:link w:val="Heading1"/>
     <w:uiPriority w:val="9"/>
     <w:rsid w:val="00A10FD9"/>
     <w:rPr>
-      <w:rFonts w:asciiTheme="majorHAnsi" w:cstheme="majorBidi" w:eastAsiaTheme="majorEastAsia" w:hAnsiTheme="majorHAnsi"/>
-      <w:color w:themeColor="accent1" w:themeShade="BF" w:val="0F4761"/>
+      <w:rFonts w:asciiTheme="majorHAnsi" w:eastAsiaTheme="majorEastAsia" w:hAnsiTheme="majorHAnsi" w:cstheme="majorBidi"/>
+      <w:color w:val="0F4761" w:themeColor="accent1" w:themeShade="BF"/>
       <w:sz w:val="40"/>
       <w:szCs w:val="40"/>
     </w:rPr>
   </w:style>
-  <w:style w:customStyle="1" w:styleId="Heading2Char" w:type="character">
+  <w:style w:type="character" w:customStyle="1" w:styleId="Heading2Char">
     <w:name w:val="Heading 2 Char"/>
     <w:basedOn w:val="DefaultParagraphFont"/>
     <w:link w:val="Heading2"/>
@@ -649,13 +1555,13 @@
     <w:semiHidden/>
     <w:rsid w:val="00A10FD9"/>
     <w:rPr>
-      <w:rFonts w:asciiTheme="majorHAnsi" w:cstheme="majorBidi" w:eastAsiaTheme="majorEastAsia" w:hAnsiTheme="majorHAnsi"/>
-      <w:color w:themeColor="accent1" w:themeShade="BF" w:val="0F4761"/>
+      <w:rFonts w:asciiTheme="majorHAnsi" w:eastAsiaTheme="majorEastAsia" w:hAnsiTheme="majorHAnsi" w:cstheme="majorBidi"/>
+      <w:color w:val="0F4761" w:themeColor="accent1" w:themeShade="BF"/>
       <w:sz w:val="32"/>
       <w:szCs w:val="32"/>
     </w:rPr>
   </w:style>
-  <w:style w:customStyle="1" w:styleId="Heading3Char" w:type="character">
+  <w:style w:type="character" w:customStyle="1" w:styleId="Heading3Char">
     <w:name w:val="Heading 3 Char"/>
     <w:basedOn w:val="DefaultParagraphFont"/>
     <w:link w:val="Heading3"/>
@@ -663,13 +1569,13 @@
     <w:semiHidden/>
     <w:rsid w:val="00A10FD9"/>
     <w:rPr>
-      <w:rFonts w:cstheme="majorBidi" w:eastAsiaTheme="majorEastAsia"/>
-      <w:color w:themeColor="accent1" w:themeShade="BF" w:val="0F4761"/>
+      <w:rFonts w:eastAsiaTheme="majorEastAsia" w:cstheme="majorBidi"/>
+      <w:color w:val="0F4761" w:themeColor="accent1" w:themeShade="BF"/>
       <w:sz w:val="28"/>
       <w:szCs w:val="28"/>
     </w:rPr>
   </w:style>
-  <w:style w:customStyle="1" w:styleId="Heading4Char" w:type="character">
+  <w:style w:type="character" w:customStyle="1" w:styleId="Heading4Char">
     <w:name w:val="Heading 4 Char"/>
     <w:basedOn w:val="DefaultParagraphFont"/>
     <w:link w:val="Heading4"/>
@@ -677,13 +1583,13 @@
     <w:semiHidden/>
     <w:rsid w:val="00A10FD9"/>
     <w:rPr>
-      <w:rFonts w:cstheme="majorBidi" w:eastAsiaTheme="majorEastAsia"/>
+      <w:rFonts w:eastAsiaTheme="majorEastAsia" w:cstheme="majorBidi"/>
       <w:i/>
       <w:iCs/>
-      <w:color w:themeColor="accent1" w:themeShade="BF" w:val="0F4761"/>
-    </w:rPr>
-  </w:style>
-  <w:style w:customStyle="1" w:styleId="Heading5Char" w:type="character">
+      <w:color w:val="0F4761" w:themeColor="accent1" w:themeShade="BF"/>
+    </w:rPr>
+  </w:style>
+  <w:style w:type="character" w:customStyle="1" w:styleId="Heading5Char">
     <w:name w:val="Heading 5 Char"/>
     <w:basedOn w:val="DefaultParagraphFont"/>
     <w:link w:val="Heading5"/>
@@ -691,11 +1597,11 @@
     <w:semiHidden/>
     <w:rsid w:val="00A10FD9"/>
     <w:rPr>
-      <w:rFonts w:cstheme="majorBidi" w:eastAsiaTheme="majorEastAsia"/>
-      <w:color w:themeColor="accent1" w:themeShade="BF" w:val="0F4761"/>
-    </w:rPr>
-  </w:style>
-  <w:style w:customStyle="1" w:styleId="Heading6Char" w:type="character">
+      <w:rFonts w:eastAsiaTheme="majorEastAsia" w:cstheme="majorBidi"/>
+      <w:color w:val="0F4761" w:themeColor="accent1" w:themeShade="BF"/>
+    </w:rPr>
+  </w:style>
+  <w:style w:type="character" w:customStyle="1" w:styleId="Heading6Char">
     <w:name w:val="Heading 6 Char"/>
     <w:basedOn w:val="DefaultParagraphFont"/>
     <w:link w:val="Heading6"/>
@@ -703,13 +1609,13 @@
     <w:semiHidden/>
     <w:rsid w:val="00A10FD9"/>
     <w:rPr>
-      <w:rFonts w:cstheme="majorBidi" w:eastAsiaTheme="majorEastAsia"/>
+      <w:rFonts w:eastAsiaTheme="majorEastAsia" w:cstheme="majorBidi"/>
       <w:i/>
       <w:iCs/>
-      <w:color w:themeColor="text1" w:themeTint="A6" w:val="595959"/>
-    </w:rPr>
-  </w:style>
-  <w:style w:customStyle="1" w:styleId="Heading7Char" w:type="character">
+      <w:color w:val="595959" w:themeColor="text1" w:themeTint="A6"/>
+    </w:rPr>
+  </w:style>
+  <w:style w:type="character" w:customStyle="1" w:styleId="Heading7Char">
     <w:name w:val="Heading 7 Char"/>
     <w:basedOn w:val="DefaultParagraphFont"/>
     <w:link w:val="Heading7"/>
@@ -717,11 +1623,11 @@
     <w:semiHidden/>
     <w:rsid w:val="00A10FD9"/>
     <w:rPr>
-      <w:rFonts w:cstheme="majorBidi" w:eastAsiaTheme="majorEastAsia"/>
-      <w:color w:themeColor="text1" w:themeTint="A6" w:val="595959"/>
-    </w:rPr>
-  </w:style>
-  <w:style w:customStyle="1" w:styleId="Heading8Char" w:type="character">
+      <w:rFonts w:eastAsiaTheme="majorEastAsia" w:cstheme="majorBidi"/>
+      <w:color w:val="595959" w:themeColor="text1" w:themeTint="A6"/>
+    </w:rPr>
+  </w:style>
+  <w:style w:type="character" w:customStyle="1" w:styleId="Heading8Char">
     <w:name w:val="Heading 8 Char"/>
     <w:basedOn w:val="DefaultParagraphFont"/>
     <w:link w:val="Heading8"/>
@@ -729,13 +1635,13 @@
     <w:semiHidden/>
     <w:rsid w:val="00A10FD9"/>
     <w:rPr>
-      <w:rFonts w:cstheme="majorBidi" w:eastAsiaTheme="majorEastAsia"/>
+      <w:rFonts w:eastAsiaTheme="majorEastAsia" w:cstheme="majorBidi"/>
       <w:i/>
       <w:iCs/>
-      <w:color w:themeColor="text1" w:themeTint="D8" w:val="272727"/>
-    </w:rPr>
-  </w:style>
-  <w:style w:customStyle="1" w:styleId="Heading9Char" w:type="character">
+      <w:color w:val="272727" w:themeColor="text1" w:themeTint="D8"/>
+    </w:rPr>
+  </w:style>
+  <w:style w:type="character" w:customStyle="1" w:styleId="Heading9Char">
     <w:name w:val="Heading 9 Char"/>
     <w:basedOn w:val="DefaultParagraphFont"/>
     <w:link w:val="Heading9"/>
@@ -743,11 +1649,11 @@
     <w:semiHidden/>
     <w:rsid w:val="00A10FD9"/>
     <w:rPr>
-      <w:rFonts w:cstheme="majorBidi" w:eastAsiaTheme="majorEastAsia"/>
-      <w:color w:themeColor="text1" w:themeTint="D8" w:val="272727"/>
-    </w:rPr>
-  </w:style>
-  <w:style w:styleId="BlockText" w:type="paragraph">
+      <w:rFonts w:eastAsiaTheme="majorEastAsia" w:cstheme="majorBidi"/>
+      <w:color w:val="272727" w:themeColor="text1" w:themeTint="D8"/>
+    </w:rPr>
+  </w:style>
+  <w:style w:type="paragraph" w:styleId="BlockText">
     <w:name w:val="Block Text"/>
     <w:basedOn w:val="BodyText"/>
     <w:next w:val="BodyText"/>
@@ -755,19 +1661,18 @@
     <w:unhideWhenUsed/>
     <w:qFormat/>
     <w:pPr>
-      <w:spacing w:after="100" w:before="100"/>
-      <w:ind w:firstLine="0" w:left="480" w:right="480"/>
+      <w:spacing w:before="100" w:after="100"/>
+      <w:ind w:left="480" w:right="480"/>
     </w:pPr>
   </w:style>
-  <w:style w:styleId="FootnoteText" w:type="paragraph">
-    <w:name w:val="Footnote Text"/>
+  <w:style w:type="paragraph" w:styleId="FootnoteText">
+    <w:name w:val="footnote text"/>
     <w:basedOn w:val="Normal"/>
-    <w:next w:val="FootnoteText"/>
     <w:uiPriority w:val="9"/>
     <w:unhideWhenUsed/>
     <w:qFormat/>
   </w:style>
-  <w:style w:styleId="FootnoteBlockText" w:type="paragraph">
+  <w:style w:type="paragraph" w:customStyle="1" w:styleId="FootnoteBlockText">
     <w:name w:val="Footnote Block Text"/>
     <w:basedOn w:val="FootnoteText"/>
     <w:next w:val="FootnoteText"/>
@@ -775,47 +1680,40 @@
     <w:unhideWhenUsed/>
     <w:qFormat/>
     <w:pPr>
-      <w:spacing w:after="100" w:before="100"/>
-      <w:ind w:firstLine="0" w:left="480" w:right="480"/>
+      <w:spacing w:before="100" w:after="100"/>
+      <w:ind w:left="480" w:right="480"/>
     </w:pPr>
   </w:style>
-  <w:style w:default="1" w:styleId="DefaultParagraphFont" w:type="character">
-    <w:name w:val="Default Paragraph Font"/>
-    <w:semiHidden/>
-    <w:unhideWhenUsed/>
-  </w:style>
-  <w:style w:default="1" w:styleId="Table" w:type="table">
+  <w:style w:type="table" w:customStyle="1" w:styleId="Table">
     <w:name w:val="Table"/>
-    <w:basedOn w:val="TableNormal"/>
     <w:semiHidden/>
     <w:unhideWhenUsed/>
     <w:qFormat/>
     <w:tblPr>
-      <w:tblInd w:type="dxa" w:w="0"/>
+      <w:tblInd w:w="0" w:type="dxa"/>
       <w:tblCellMar>
-        <w:top w:type="dxa" w:w="0"/>
-        <w:left w:type="dxa" w:w="108"/>
-        <w:bottom w:type="dxa" w:w="0"/>
-        <w:right w:type="dxa" w:w="108"/>
+        <w:top w:w="0" w:type="dxa"/>
+        <w:left w:w="108" w:type="dxa"/>
+        <w:bottom w:w="0" w:type="dxa"/>
+        <w:right w:w="108" w:type="dxa"/>
       </w:tblCellMar>
     </w:tblPr>
     <w:tblStylePr w:type="firstRow">
       <w:tblPr>
         <w:jc w:val="left"/>
-        <w:tblInd w:type="dxa" w:w="0"/>
       </w:tblPr>
       <w:trPr>
         <w:jc w:val="left"/>
       </w:trPr>
       <w:tcPr>
         <w:tcBorders>
-          <w:bottom w:val="single"/>
+          <w:bottom w:val="single" w:sz="0" w:space="0" w:color="auto"/>
         </w:tcBorders>
         <w:vAlign w:val="bottom"/>
       </w:tcPr>
     </w:tblStylePr>
   </w:style>
-  <w:style w:customStyle="1" w:styleId="DefinitionTerm" w:type="paragraph">
+  <w:style w:type="paragraph" w:customStyle="1" w:styleId="DefinitionTerm">
     <w:name w:val="Definition Term"/>
     <w:basedOn w:val="Normal"/>
     <w:next w:val="Definition"/>
@@ -828,75 +1726,76 @@
       <w:b/>
     </w:rPr>
   </w:style>
-  <w:style w:customStyle="1" w:styleId="Definition" w:type="paragraph">
+  <w:style w:type="paragraph" w:customStyle="1" w:styleId="Definition">
     <w:name w:val="Definition"/>
     <w:basedOn w:val="Normal"/>
   </w:style>
-  <w:style w:styleId="Caption" w:type="paragraph">
-    <w:name w:val="Caption"/>
+  <w:style w:type="paragraph" w:styleId="Caption">
+    <w:name w:val="caption"/>
     <w:basedOn w:val="Normal"/>
-    <w:link w:val="BodyTextChar"/>
+    <w:link w:val="CaptionChar"/>
     <w:pPr>
-      <w:spacing w:after="120" w:before="0"/>
+      <w:spacing w:after="120"/>
     </w:pPr>
     <w:rPr>
       <w:i/>
     </w:rPr>
   </w:style>
-  <w:style w:customStyle="1" w:styleId="TableCaption" w:type="paragraph">
+  <w:style w:type="paragraph" w:customStyle="1" w:styleId="TableCaption">
     <w:name w:val="Table Caption"/>
     <w:basedOn w:val="Caption"/>
     <w:pPr>
       <w:keepNext/>
     </w:pPr>
   </w:style>
-  <w:style w:customStyle="1" w:styleId="ImageCaption" w:type="paragraph">
+  <w:style w:type="paragraph" w:customStyle="1" w:styleId="ImageCaption">
     <w:name w:val="Image Caption"/>
     <w:basedOn w:val="Caption"/>
   </w:style>
-  <w:style w:customStyle="1" w:styleId="Figure" w:type="paragraph">
+  <w:style w:type="paragraph" w:customStyle="1" w:styleId="Figure">
     <w:name w:val="Figure"/>
     <w:basedOn w:val="Normal"/>
   </w:style>
-  <w:style w:customStyle="1" w:styleId="CaptionedFigure" w:type="paragraph">
+  <w:style w:type="paragraph" w:customStyle="1" w:styleId="CaptionedFigure">
     <w:name w:val="Captioned Figure"/>
     <w:basedOn w:val="Figure"/>
     <w:pPr>
       <w:keepNext/>
     </w:pPr>
   </w:style>
-  <w:style w:customStyle="1" w:styleId="BodyTextChar" w:type="character">
-    <w:name w:val="Body Text Char"/>
+  <w:style w:type="character" w:customStyle="1" w:styleId="CaptionChar">
+    <w:name w:val="Caption Char"/>
     <w:basedOn w:val="DefaultParagraphFont"/>
-    <w:link w:val="BodyText"/>
-  </w:style>
-  <w:style w:customStyle="1" w:styleId="VerbatimChar" w:type="character">
+    <w:link w:val="Caption"/>
+  </w:style>
+  <w:style w:type="character" w:customStyle="1" w:styleId="VerbatimChar">
     <w:name w:val="Verbatim Char"/>
-    <w:basedOn w:val="BodyTextChar"/>
-    <w:rPr>
-      <w:rFonts w:ascii="Consolas" w:hAnsi="Consolas"/>
-      <w:sz w:val="22"/>
-    </w:rPr>
-  </w:style>
-  <w:style w:customStyle="1" w:styleId="SectionNumber" w:type="character">
+    <w:basedOn w:val="CaptionChar"/>
+    <w:link w:val="SourceCode"/>
+    <w:rPr>
+      <w:rFonts w:ascii="Consolas" w:hAnsi="Consolas"/>
+      <w:sz w:val="22"/>
+    </w:rPr>
+  </w:style>
+  <w:style w:type="character" w:customStyle="1" w:styleId="SectionNumber">
     <w:name w:val="Section Number"/>
-    <w:basedOn w:val="BodyTextChar"/>
-  </w:style>
-  <w:style w:styleId="FootnoteReference" w:type="character">
-    <w:name w:val="Footnote Reference"/>
-    <w:basedOn w:val="BodyTextChar"/>
+    <w:basedOn w:val="CaptionChar"/>
+  </w:style>
+  <w:style w:type="character" w:styleId="FootnoteReference">
+    <w:name w:val="footnote reference"/>
+    <w:basedOn w:val="CaptionChar"/>
     <w:rPr>
       <w:vertAlign w:val="superscript"/>
     </w:rPr>
   </w:style>
-  <w:style w:styleId="Hyperlink" w:type="character">
+  <w:style w:type="character" w:styleId="Hyperlink">
     <w:name w:val="Hyperlink"/>
-    <w:basedOn w:val="BodyTextChar"/>
-    <w:rPr>
-      <w:color w:themeColor="accent1" w:val="4F81BD"/>
-    </w:rPr>
-  </w:style>
-  <w:style w:styleId="TOCHeading" w:type="paragraph">
+    <w:basedOn w:val="CaptionChar"/>
+    <w:rPr>
+      <w:color w:val="156082" w:themeColor="accent1"/>
+    </w:rPr>
+  </w:style>
+  <w:style w:type="paragraph" w:styleId="TOCHeading">
     <w:name w:val="TOC Heading"/>
     <w:basedOn w:val="Heading1"/>
     <w:next w:val="BodyText"/>
@@ -907,246 +1806,305 @@
       <w:spacing w:before="240" w:line="259" w:lineRule="auto"/>
       <w:outlineLvl w:val="9"/>
     </w:pPr>
-    <w:rPr>
-      <w:rFonts w:asciiTheme="majorHAnsi" w:cstheme="majorBidi" w:eastAsiaTheme="majorEastAsia" w:hAnsiTheme="majorHAnsi"/>
-      <w:b w:val="0"/>
-      <w:bCs w:val="0"/>
-      <w:color w:themeColor="accent1" w:themeShade="BF" w:val="365F91"/>
-    </w:rPr>
   </w:style>
   <w:style w:type="paragraph" w:customStyle="1" w:styleId="SourceCode">
     <w:name w:val="Source Code"/>
     <w:basedOn w:val="Normal"/>
     <w:link w:val="VerbatimChar"/>
     <w:pPr>
-      <w:wordWrap w:val="off"/>
+      <w:wordWrap w:val="0"/>
     </w:pPr>
   </w:style>
   <w:style w:type="character" w:customStyle="1" w:styleId="KeywordTok">
     <w:name w:val="KeywordTok"/>
     <w:basedOn w:val="VerbatimChar"/>
     <w:rPr>
+      <w:rFonts w:ascii="Consolas" w:hAnsi="Consolas"/>
       <w:b/>
       <w:color w:val="007020"/>
+      <w:sz w:val="22"/>
     </w:rPr>
   </w:style>
   <w:style w:type="character" w:customStyle="1" w:styleId="DataTypeTok">
     <w:name w:val="DataTypeTok"/>
     <w:basedOn w:val="VerbatimChar"/>
     <w:rPr>
+      <w:rFonts w:ascii="Consolas" w:hAnsi="Consolas"/>
       <w:color w:val="902000"/>
+      <w:sz w:val="22"/>
     </w:rPr>
   </w:style>
   <w:style w:type="character" w:customStyle="1" w:styleId="DecValTok">
     <w:name w:val="DecValTok"/>
     <w:basedOn w:val="VerbatimChar"/>
     <w:rPr>
-      <w:color w:val="40a070"/>
+      <w:rFonts w:ascii="Consolas" w:hAnsi="Consolas"/>
+      <w:color w:val="40A070"/>
+      <w:sz w:val="22"/>
     </w:rPr>
   </w:style>
   <w:style w:type="character" w:customStyle="1" w:styleId="BaseNTok">
     <w:name w:val="BaseNTok"/>
     <w:basedOn w:val="VerbatimChar"/>
     <w:rPr>
-      <w:color w:val="40a070"/>
+      <w:rFonts w:ascii="Consolas" w:hAnsi="Consolas"/>
+      <w:color w:val="40A070"/>
+      <w:sz w:val="22"/>
     </w:rPr>
   </w:style>
   <w:style w:type="character" w:customStyle="1" w:styleId="FloatTok">
     <w:name w:val="FloatTok"/>
     <w:basedOn w:val="VerbatimChar"/>
     <w:rPr>
-      <w:color w:val="40a070"/>
+      <w:rFonts w:ascii="Consolas" w:hAnsi="Consolas"/>
+      <w:color w:val="40A070"/>
+      <w:sz w:val="22"/>
     </w:rPr>
   </w:style>
   <w:style w:type="character" w:customStyle="1" w:styleId="ConstantTok">
     <w:name w:val="ConstantTok"/>
     <w:basedOn w:val="VerbatimChar"/>
     <w:rPr>
+      <w:rFonts w:ascii="Consolas" w:hAnsi="Consolas"/>
       <w:color w:val="880000"/>
+      <w:sz w:val="22"/>
     </w:rPr>
   </w:style>
   <w:style w:type="character" w:customStyle="1" w:styleId="CharTok">
     <w:name w:val="CharTok"/>
     <w:basedOn w:val="VerbatimChar"/>
     <w:rPr>
-      <w:color w:val="4070a0"/>
+      <w:rFonts w:ascii="Consolas" w:hAnsi="Consolas"/>
+      <w:color w:val="4070A0"/>
+      <w:sz w:val="22"/>
     </w:rPr>
   </w:style>
   <w:style w:type="character" w:customStyle="1" w:styleId="SpecialCharTok">
     <w:name w:val="SpecialCharTok"/>
     <w:basedOn w:val="VerbatimChar"/>
     <w:rPr>
-      <w:color w:val="4070a0"/>
+      <w:rFonts w:ascii="Consolas" w:hAnsi="Consolas"/>
+      <w:color w:val="4070A0"/>
+      <w:sz w:val="22"/>
     </w:rPr>
   </w:style>
   <w:style w:type="character" w:customStyle="1" w:styleId="StringTok">
     <w:name w:val="StringTok"/>
     <w:basedOn w:val="VerbatimChar"/>
     <w:rPr>
-      <w:color w:val="4070a0"/>
+      <w:rFonts w:ascii="Consolas" w:hAnsi="Consolas"/>
+      <w:color w:val="4070A0"/>
+      <w:sz w:val="22"/>
     </w:rPr>
   </w:style>
   <w:style w:type="character" w:customStyle="1" w:styleId="VerbatimStringTok">
     <w:name w:val="VerbatimStringTok"/>
     <w:basedOn w:val="VerbatimChar"/>
     <w:rPr>
-      <w:color w:val="4070a0"/>
+      <w:rFonts w:ascii="Consolas" w:hAnsi="Consolas"/>
+      <w:color w:val="4070A0"/>
+      <w:sz w:val="22"/>
     </w:rPr>
   </w:style>
   <w:style w:type="character" w:customStyle="1" w:styleId="SpecialStringTok">
     <w:name w:val="SpecialStringTok"/>
     <w:basedOn w:val="VerbatimChar"/>
     <w:rPr>
-      <w:color w:val="bb6688"/>
+      <w:rFonts w:ascii="Consolas" w:hAnsi="Consolas"/>
+      <w:color w:val="BB6688"/>
+      <w:sz w:val="22"/>
     </w:rPr>
   </w:style>
   <w:style w:type="character" w:customStyle="1" w:styleId="ImportTok">
     <w:name w:val="ImportTok"/>
     <w:basedOn w:val="VerbatimChar"/>
     <w:rPr>
+      <w:rFonts w:ascii="Consolas" w:hAnsi="Consolas"/>
       <w:b/>
       <w:color w:val="008000"/>
+      <w:sz w:val="22"/>
     </w:rPr>
   </w:style>
   <w:style w:type="character" w:customStyle="1" w:styleId="CommentTok">
     <w:name w:val="CommentTok"/>
     <w:basedOn w:val="VerbatimChar"/>
     <w:rPr>
+      <w:rFonts w:ascii="Consolas" w:hAnsi="Consolas"/>
       <w:i/>
-      <w:color w:val="60a0b0"/>
+      <w:color w:val="60A0B0"/>
+      <w:sz w:val="22"/>
     </w:rPr>
   </w:style>
   <w:style w:type="character" w:customStyle="1" w:styleId="DocumentationTok">
     <w:name w:val="DocumentationTok"/>
     <w:basedOn w:val="VerbatimChar"/>
     <w:rPr>
+      <w:rFonts w:ascii="Consolas" w:hAnsi="Consolas"/>
       <w:i/>
-      <w:color w:val="ba2121"/>
+      <w:color w:val="BA2121"/>
+      <w:sz w:val="22"/>
     </w:rPr>
   </w:style>
   <w:style w:type="character" w:customStyle="1" w:styleId="AnnotationTok">
     <w:name w:val="AnnotationTok"/>
     <w:basedOn w:val="VerbatimChar"/>
     <w:rPr>
+      <w:rFonts w:ascii="Consolas" w:hAnsi="Consolas"/>
       <w:b/>
       <w:i/>
-      <w:color w:val="60a0b0"/>
+      <w:color w:val="60A0B0"/>
+      <w:sz w:val="22"/>
     </w:rPr>
   </w:style>
   <w:style w:type="character" w:customStyle="1" w:styleId="CommentVarTok">
     <w:name w:val="CommentVarTok"/>
     <w:basedOn w:val="VerbatimChar"/>
     <w:rPr>
+      <w:rFonts w:ascii="Consolas" w:hAnsi="Consolas"/>
       <w:b/>
       <w:i/>
-      <w:color w:val="60a0b0"/>
+      <w:color w:val="60A0B0"/>
+      <w:sz w:val="22"/>
     </w:rPr>
   </w:style>
   <w:style w:type="character" w:customStyle="1" w:styleId="OtherTok">
     <w:name w:val="OtherTok"/>
     <w:basedOn w:val="VerbatimChar"/>
     <w:rPr>
+      <w:rFonts w:ascii="Consolas" w:hAnsi="Consolas"/>
       <w:color w:val="007020"/>
+      <w:sz w:val="22"/>
     </w:rPr>
   </w:style>
   <w:style w:type="character" w:customStyle="1" w:styleId="FunctionTok">
     <w:name w:val="FunctionTok"/>
     <w:basedOn w:val="VerbatimChar"/>
     <w:rPr>
-      <w:color w:val="06287e"/>
+      <w:rFonts w:ascii="Consolas" w:hAnsi="Consolas"/>
+      <w:color w:val="06287E"/>
+      <w:sz w:val="22"/>
     </w:rPr>
   </w:style>
   <w:style w:type="character" w:customStyle="1" w:styleId="VariableTok">
     <w:name w:val="VariableTok"/>
     <w:basedOn w:val="VerbatimChar"/>
     <w:rPr>
-      <w:color w:val="19177c"/>
+      <w:rFonts w:ascii="Consolas" w:hAnsi="Consolas"/>
+      <w:color w:val="19177C"/>
+      <w:sz w:val="22"/>
     </w:rPr>
   </w:style>
   <w:style w:type="character" w:customStyle="1" w:styleId="ControlFlowTok">
     <w:name w:val="ControlFlowTok"/>
     <w:basedOn w:val="VerbatimChar"/>
     <w:rPr>
+      <w:rFonts w:ascii="Consolas" w:hAnsi="Consolas"/>
       <w:b/>
       <w:color w:val="007020"/>
+      <w:sz w:val="22"/>
     </w:rPr>
   </w:style>
   <w:style w:type="character" w:customStyle="1" w:styleId="OperatorTok">
     <w:name w:val="OperatorTok"/>
     <w:basedOn w:val="VerbatimChar"/>
     <w:rPr>
+      <w:rFonts w:ascii="Consolas" w:hAnsi="Consolas"/>
       <w:color w:val="666666"/>
+      <w:sz w:val="22"/>
     </w:rPr>
   </w:style>
   <w:style w:type="character" w:customStyle="1" w:styleId="BuiltInTok">
     <w:name w:val="BuiltInTok"/>
     <w:basedOn w:val="VerbatimChar"/>
     <w:rPr>
+      <w:rFonts w:ascii="Consolas" w:hAnsi="Consolas"/>
       <w:color w:val="008000"/>
+      <w:sz w:val="22"/>
     </w:rPr>
   </w:style>
   <w:style w:type="character" w:customStyle="1" w:styleId="ExtensionTok">
     <w:name w:val="ExtensionTok"/>
     <w:basedOn w:val="VerbatimChar"/>
-    <w:rPr/>
+    <w:rPr>
+      <w:rFonts w:ascii="Consolas" w:hAnsi="Consolas"/>
+      <w:sz w:val="22"/>
+    </w:rPr>
   </w:style>
   <w:style w:type="character" w:customStyle="1" w:styleId="PreprocessorTok">
     <w:name w:val="PreprocessorTok"/>
     <w:basedOn w:val="VerbatimChar"/>
     <w:rPr>
-      <w:color w:val="bc7a00"/>
+      <w:rFonts w:ascii="Consolas" w:hAnsi="Consolas"/>
+      <w:color w:val="BC7A00"/>
+      <w:sz w:val="22"/>
     </w:rPr>
   </w:style>
   <w:style w:type="character" w:customStyle="1" w:styleId="AttributeTok">
     <w:name w:val="AttributeTok"/>
     <w:basedOn w:val="VerbatimChar"/>
     <w:rPr>
-      <w:color w:val="7d9029"/>
+      <w:rFonts w:ascii="Consolas" w:hAnsi="Consolas"/>
+      <w:color w:val="7D9029"/>
+      <w:sz w:val="22"/>
     </w:rPr>
   </w:style>
   <w:style w:type="character" w:customStyle="1" w:styleId="RegionMarkerTok">
     <w:name w:val="RegionMarkerTok"/>
     <w:basedOn w:val="VerbatimChar"/>
-    <w:rPr/>
+    <w:rPr>
+      <w:rFonts w:ascii="Consolas" w:hAnsi="Consolas"/>
+      <w:sz w:val="22"/>
+    </w:rPr>
   </w:style>
   <w:style w:type="character" w:customStyle="1" w:styleId="InformationTok">
     <w:name w:val="InformationTok"/>
     <w:basedOn w:val="VerbatimChar"/>
     <w:rPr>
+      <w:rFonts w:ascii="Consolas" w:hAnsi="Consolas"/>
       <w:b/>
       <w:i/>
-      <w:color w:val="60a0b0"/>
+      <w:color w:val="60A0B0"/>
+      <w:sz w:val="22"/>
     </w:rPr>
   </w:style>
   <w:style w:type="character" w:customStyle="1" w:styleId="WarningTok">
     <w:name w:val="WarningTok"/>
     <w:basedOn w:val="VerbatimChar"/>
     <w:rPr>
+      <w:rFonts w:ascii="Consolas" w:hAnsi="Consolas"/>
       <w:b/>
       <w:i/>
-      <w:color w:val="60a0b0"/>
+      <w:color w:val="60A0B0"/>
+      <w:sz w:val="22"/>
     </w:rPr>
   </w:style>
   <w:style w:type="character" w:customStyle="1" w:styleId="AlertTok">
     <w:name w:val="AlertTok"/>
     <w:basedOn w:val="VerbatimChar"/>
     <w:rPr>
+      <w:rFonts w:ascii="Consolas" w:hAnsi="Consolas"/>
       <w:b/>
-      <w:color w:val="ff0000"/>
+      <w:color w:val="FF0000"/>
+      <w:sz w:val="22"/>
     </w:rPr>
   </w:style>
   <w:style w:type="character" w:customStyle="1" w:styleId="ErrorTok">
     <w:name w:val="ErrorTok"/>
     <w:basedOn w:val="VerbatimChar"/>
     <w:rPr>
+      <w:rFonts w:ascii="Consolas" w:hAnsi="Consolas"/>
       <w:b/>
-      <w:color w:val="ff0000"/>
+      <w:color w:val="FF0000"/>
+      <w:sz w:val="22"/>
     </w:rPr>
   </w:style>
   <w:style w:type="character" w:customStyle="1" w:styleId="NormalTok">
     <w:name w:val="NormalTok"/>
     <w:basedOn w:val="VerbatimChar"/>
-    <w:rPr/>
+    <w:rPr>
+      <w:rFonts w:ascii="Consolas" w:hAnsi="Consolas"/>
+      <w:sz w:val="22"/>
+    </w:rPr>
   </w:style>
 </w:styles>
 </file>
@@ -1444,4 +2402,16 @@
     </a:ext>
   </a:extLst>
 </a:theme>
+</file>
+
+<file path=customXml/item1.xml><?xml version="1.0" encoding="utf-8"?>
+<b:Sources xmlns:b="http://schemas.openxmlformats.org/officeDocument/2006/bibliography" xmlns="http://schemas.openxmlformats.org/officeDocument/2006/bibliography" SelectedStyle="\APASixthEditionOfficeOnline.xsl" StyleName="APA" Version="6"/>
+</file>
+
+<file path=customXml/itemProps1.xml><?xml version="1.0" encoding="utf-8"?>
+<ds:datastoreItem xmlns:ds="http://schemas.openxmlformats.org/officeDocument/2006/customXml" ds:itemID="{69CA2E8D-7FBB-411E-B92A-E9B74DB5A613}">
+  <ds:schemaRefs>
+    <ds:schemaRef ds:uri="http://schemas.openxmlformats.org/officeDocument/2006/bibliography"/>
+  </ds:schemaRefs>
+</ds:datastoreItem>
 </file>
--- a/exported_docs_examples/outfile.docx
+++ b/exported_docs_examples/outfile.docx
@@ -344,15 +344,6 @@
         </w:rPr>
         <w:t xml:space="preserve">}</w:t>
       </w:r>
-      <w:r>
-        <w:br/>
-      </w:r>
-      <w:r>
-        <w:rPr>
-          <w:rStyle w:val="VerbatimChar"/>
-        </w:rPr>
-        <w:t xml:space="preserve">        </w:t>
-      </w:r>
     </w:p>
     <w:p>
       <w:pPr>
@@ -371,7 +362,7 @@
         <w:pStyle w:val="BodyText"/>
       </w:pPr>
       <w:r>
-        <w:t xml:space="preserve">this is how to embed a table:</w:t>
+        <w:t xml:space="preserve">This is how to embed a table:</w:t>
       </w:r>
     </w:p>
     <w:tbl>
@@ -602,6 +593,24 @@
         </w:drawing>
       </w:r>
     </w:p>
+    <w:p>
+      <w:pPr>
+        <w:pStyle w:val="BodyText"/>
+      </w:pPr>
+      <w:r>
+        <w:rPr>
+          <w:b/>
+          <w:bCs/>
+        </w:rPr>
+        <w:t xml:space="preserve">Figure 1:</w:t>
+      </w:r>
+      <w:r>
+        <w:t xml:space="preserve"> </w:t>
+      </w:r>
+      <w:r>
+        <w:t xml:space="preserve">This is an example image.</w:t>
+      </w:r>
+    </w:p>
     <w:sectPr>
       <w:footnotePr>
         <w:numRestart w:val="eachSect"/>
@@ -694,7 +703,7 @@
     </w:lvl>
   </w:abstractNum>
   <w:abstractNum w:abstractNumId="1">
-    <w:nsid w:val="01E7EAAC"/>
+    <w:nsid w:val="0114DA40"/>
     <w:multiLevelType w:val="multilevel"/>
     <w:lvl w:ilvl="0">
       <w:numFmt w:val="bullet"/>
